--- a/Word/Дубровский_11_.docx
+++ b/Word/Дубровский_11_.docx
@@ -21,7 +21,26 @@
           <w:sz w:val="32"/>
           <w:szCs w:val="32"/>
         </w:rPr>
-        <w:t xml:space="preserve">11 </w:t>
+        <w:t>1</w:t>
+      </w:r>
+      <w:r>
+        <w:rPr>
+          <w:rFonts w:hint="default" w:ascii="Times New Roman" w:hAnsi="Times New Roman"/>
+          <w:b/>
+          <w:sz w:val="32"/>
+          <w:szCs w:val="32"/>
+          <w:lang w:val="ru-RU"/>
+        </w:rPr>
+        <w:t>1</w:t>
+      </w:r>
+      <w:r>
+        <w:rPr>
+          <w:rFonts w:ascii="Times New Roman" w:hAnsi="Times New Roman"/>
+          <w:b/>
+          <w:sz w:val="32"/>
+          <w:szCs w:val="32"/>
+        </w:rPr>
+        <w:t xml:space="preserve"> </w:t>
       </w:r>
       <w:r>
         <w:rPr>
@@ -31,7 +50,7 @@
           <w:szCs w:val="32"/>
           <w:lang w:val="ru-RU"/>
         </w:rPr>
-        <w:t>ПАТТЕРНЫ</w:t>
+        <w:t>ТЕХНОЛОГИЯ</w:t>
       </w:r>
       <w:r>
         <w:rPr>
@@ -41,7 +60,7 @@
           <w:szCs w:val="32"/>
           <w:lang w:val="ru-RU"/>
         </w:rPr>
-        <w:t xml:space="preserve"> ПРОЕКТИРОВАНИЯ</w:t>
+        <w:t xml:space="preserve"> СОЗДАНИЯ ГРАФИЧЕСКОГО ПОЛЬЗОВАТЕЛЬСКОГО ИНТЕРФЕЙСА</w:t>
       </w:r>
     </w:p>
     <w:p>
@@ -49,24 +68,49 @@
         <w:spacing w:line="240" w:lineRule="auto"/>
         <w:ind w:firstLine="709"/>
         <w:rPr>
-          <w:rFonts w:ascii="Times New Roman" w:hAnsi="Times New Roman"/>
-          <w:sz w:val="28"/>
-          <w:szCs w:val="28"/>
+          <w:rFonts w:hint="default" w:ascii="Times New Roman" w:hAnsi="Times New Roman"/>
+          <w:b w:val="0"/>
+          <w:bCs/>
+          <w:sz w:val="32"/>
+          <w:szCs w:val="32"/>
+          <w:lang w:val="ru-RU"/>
         </w:rPr>
       </w:pPr>
       <w:r>
         <w:rPr>
+          <w:rFonts w:hint="default" w:ascii="Times New Roman" w:hAnsi="Times New Roman"/>
+          <w:b w:val="0"/>
+          <w:bCs/>
+          <w:sz w:val="32"/>
+          <w:szCs w:val="32"/>
+          <w:lang w:val="ru-RU"/>
+        </w:rPr>
+        <w:t>Задание.</w:t>
+      </w:r>
+    </w:p>
+    <w:p>
+      <w:pPr>
+        <w:spacing w:line="240" w:lineRule="auto"/>
+        <w:ind w:firstLine="709"/>
+        <w:rPr>
           <w:rFonts w:ascii="Times New Roman" w:hAnsi="Times New Roman"/>
           <w:sz w:val="28"/>
           <w:szCs w:val="28"/>
         </w:rPr>
-        <w:t xml:space="preserve">Задание. </w:t>
+      </w:pPr>
+      <w:r>
+        <w:rPr>
+          <w:rFonts w:ascii="Times New Roman" w:hAnsi="Times New Roman"/>
+          <w:sz w:val="28"/>
+          <w:szCs w:val="28"/>
+        </w:rPr>
+        <w:t xml:space="preserve">. </w:t>
       </w:r>
       <w:r>
         <w:drawing>
           <wp:inline distT="0" distB="0" distL="114300" distR="114300">
-            <wp:extent cx="5857875" cy="1695450"/>
-            <wp:effectExtent l="0" t="0" r="9525" b="0"/>
+            <wp:extent cx="3846195" cy="2976245"/>
+            <wp:effectExtent l="0" t="0" r="1905" b="14605"/>
             <wp:docPr id="65" name="Изображение 1"/>
             <wp:cNvGraphicFramePr>
               <a:graphicFrameLocks xmlns:a="http://schemas.openxmlformats.org/drawingml/2006/main" noChangeAspect="1"/>
@@ -81,7 +125,7 @@
                     </pic:cNvPicPr>
                   </pic:nvPicPr>
                   <pic:blipFill>
-                    <a:blip r:embed="rId11"/>
+                    <a:blip r:embed="rId10"/>
                     <a:stretch>
                       <a:fillRect/>
                     </a:stretch>
@@ -89,7 +133,7 @@
                   <pic:spPr>
                     <a:xfrm>
                       <a:off x="0" y="0"/>
-                      <a:ext cx="5857875" cy="1695450"/>
+                      <a:ext cx="3846195" cy="2976245"/>
                     </a:xfrm>
                     <a:prstGeom prst="rect">
                       <a:avLst/>
@@ -154,22 +198,8 @@
     </w:p>
     <w:p>
       <w:pPr>
-        <w:keepNext w:val="0"/>
-        <w:keepLines w:val="0"/>
-        <w:pageBreakBefore w:val="0"/>
-        <w:widowControl/>
-        <w:kinsoku/>
-        <w:wordWrap/>
-        <w:overflowPunct/>
-        <w:topLinePunct w:val="0"/>
-        <w:autoSpaceDE/>
-        <w:autoSpaceDN/>
-        <w:bidi w:val="0"/>
-        <w:adjustRightInd/>
-        <w:snapToGrid/>
-        <w:spacing w:line="240" w:lineRule="auto"/>
-        <w:ind w:firstLine="709"/>
-        <w:textAlignment w:val="auto"/>
+        <w:spacing w:after="0" w:line="240" w:lineRule="auto"/>
+        <w:ind w:firstLine="567"/>
         <w:rPr>
           <w:rFonts w:hint="default" w:ascii="Times New Roman" w:hAnsi="Times New Roman"/>
           <w:sz w:val="28"/>
@@ -187,27 +217,12 @@
     </w:p>
     <w:p>
       <w:pPr>
-        <w:keepNext w:val="0"/>
-        <w:keepLines w:val="0"/>
-        <w:pageBreakBefore w:val="0"/>
-        <w:widowControl/>
-        <w:kinsoku/>
-        <w:wordWrap/>
-        <w:overflowPunct/>
-        <w:topLinePunct w:val="0"/>
-        <w:autoSpaceDE/>
-        <w:autoSpaceDN/>
-        <w:bidi w:val="0"/>
-        <w:adjustRightInd/>
-        <w:snapToGrid/>
-        <w:spacing w:line="240" w:lineRule="auto"/>
-        <w:ind w:firstLine="709"/>
-        <w:textAlignment w:val="auto"/>
-        <w:rPr>
-          <w:rFonts w:hint="default" w:ascii="Times New Roman" w:hAnsi="Times New Roman"/>
-          <w:sz w:val="28"/>
-          <w:szCs w:val="28"/>
-          <w:lang w:val="ru-RU"/>
+        <w:spacing w:after="0" w:line="240" w:lineRule="auto"/>
+        <w:ind w:firstLine="567"/>
+        <w:rPr>
+          <w:rFonts w:hint="default" w:ascii="Times New Roman" w:hAnsi="Times New Roman"/>
+          <w:sz w:val="28"/>
+          <w:szCs w:val="28"/>
         </w:rPr>
       </w:pPr>
       <w:r>
@@ -216,27 +231,13 @@
           <w:sz w:val="28"/>
           <w:szCs w:val="28"/>
         </w:rPr>
-        <w:t>using System.Collections.Generic;</w:t>
+        <w:t>using System.ComponentModel;</w:t>
       </w:r>
     </w:p>
     <w:p>
       <w:pPr>
-        <w:keepNext w:val="0"/>
-        <w:keepLines w:val="0"/>
-        <w:pageBreakBefore w:val="0"/>
-        <w:widowControl/>
-        <w:kinsoku/>
-        <w:wordWrap/>
-        <w:overflowPunct/>
-        <w:topLinePunct w:val="0"/>
-        <w:autoSpaceDE/>
-        <w:autoSpaceDN/>
-        <w:bidi w:val="0"/>
-        <w:adjustRightInd/>
-        <w:snapToGrid/>
-        <w:spacing w:line="240" w:lineRule="auto"/>
-        <w:ind w:firstLine="709"/>
-        <w:textAlignment w:val="auto"/>
+        <w:spacing w:after="0" w:line="240" w:lineRule="auto"/>
+        <w:ind w:firstLine="567"/>
         <w:rPr>
           <w:rFonts w:hint="default" w:ascii="Times New Roman" w:hAnsi="Times New Roman"/>
           <w:sz w:val="28"/>
@@ -249,27 +250,32 @@
           <w:sz w:val="28"/>
           <w:szCs w:val="28"/>
         </w:rPr>
-        <w:t>class Program</w:t>
+        <w:t>using System.Runtime.CompilerServices;</w:t>
       </w:r>
     </w:p>
     <w:p>
       <w:pPr>
-        <w:keepNext w:val="0"/>
-        <w:keepLines w:val="0"/>
-        <w:pageBreakBefore w:val="0"/>
-        <w:widowControl/>
-        <w:kinsoku/>
-        <w:wordWrap/>
-        <w:overflowPunct/>
-        <w:topLinePunct w:val="0"/>
-        <w:autoSpaceDE/>
-        <w:autoSpaceDN/>
-        <w:bidi w:val="0"/>
-        <w:adjustRightInd/>
-        <w:snapToGrid/>
-        <w:spacing w:line="240" w:lineRule="auto"/>
-        <w:ind w:firstLine="709"/>
-        <w:textAlignment w:val="auto"/>
+        <w:spacing w:after="0" w:line="240" w:lineRule="auto"/>
+        <w:ind w:firstLine="567"/>
+        <w:rPr>
+          <w:rFonts w:hint="default" w:ascii="Times New Roman" w:hAnsi="Times New Roman"/>
+          <w:sz w:val="28"/>
+          <w:szCs w:val="28"/>
+        </w:rPr>
+      </w:pPr>
+      <w:r>
+        <w:rPr>
+          <w:rFonts w:hint="default" w:ascii="Times New Roman" w:hAnsi="Times New Roman"/>
+          <w:sz w:val="28"/>
+          <w:szCs w:val="28"/>
+        </w:rPr>
+        <w:t>namespace FinanceApp</w:t>
+      </w:r>
+    </w:p>
+    <w:p>
+      <w:pPr>
+        <w:spacing w:after="0" w:line="240" w:lineRule="auto"/>
+        <w:ind w:firstLine="567"/>
         <w:rPr>
           <w:rFonts w:hint="default" w:ascii="Times New Roman" w:hAnsi="Times New Roman"/>
           <w:sz w:val="28"/>
@@ -287,22 +293,8 @@
     </w:p>
     <w:p>
       <w:pPr>
-        <w:keepNext w:val="0"/>
-        <w:keepLines w:val="0"/>
-        <w:pageBreakBefore w:val="0"/>
-        <w:widowControl/>
-        <w:kinsoku/>
-        <w:wordWrap/>
-        <w:overflowPunct/>
-        <w:topLinePunct w:val="0"/>
-        <w:autoSpaceDE/>
-        <w:autoSpaceDN/>
-        <w:bidi w:val="0"/>
-        <w:adjustRightInd/>
-        <w:snapToGrid/>
-        <w:spacing w:line="240" w:lineRule="auto"/>
-        <w:ind w:firstLine="709"/>
-        <w:textAlignment w:val="auto"/>
+        <w:spacing w:after="0" w:line="240" w:lineRule="auto"/>
+        <w:ind w:firstLine="567"/>
         <w:rPr>
           <w:rFonts w:hint="default" w:ascii="Times New Roman" w:hAnsi="Times New Roman"/>
           <w:sz w:val="28"/>
@@ -315,27 +307,13 @@
           <w:sz w:val="28"/>
           <w:szCs w:val="28"/>
         </w:rPr>
-        <w:t xml:space="preserve">    static void Main(string[] args)</w:t>
+        <w:t xml:space="preserve">    public class Transaction : INotifyPropertyChanged</w:t>
       </w:r>
     </w:p>
     <w:p>
       <w:pPr>
-        <w:keepNext w:val="0"/>
-        <w:keepLines w:val="0"/>
-        <w:pageBreakBefore w:val="0"/>
-        <w:widowControl/>
-        <w:kinsoku/>
-        <w:wordWrap/>
-        <w:overflowPunct/>
-        <w:topLinePunct w:val="0"/>
-        <w:autoSpaceDE/>
-        <w:autoSpaceDN/>
-        <w:bidi w:val="0"/>
-        <w:adjustRightInd/>
-        <w:snapToGrid/>
-        <w:spacing w:line="240" w:lineRule="auto"/>
-        <w:ind w:firstLine="709"/>
-        <w:textAlignment w:val="auto"/>
+        <w:spacing w:after="0" w:line="240" w:lineRule="auto"/>
+        <w:ind w:firstLine="567"/>
         <w:rPr>
           <w:rFonts w:hint="default" w:ascii="Times New Roman" w:hAnsi="Times New Roman"/>
           <w:sz w:val="28"/>
@@ -353,22 +331,8 @@
     </w:p>
     <w:p>
       <w:pPr>
-        <w:keepNext w:val="0"/>
-        <w:keepLines w:val="0"/>
-        <w:pageBreakBefore w:val="0"/>
-        <w:widowControl/>
-        <w:kinsoku/>
-        <w:wordWrap/>
-        <w:overflowPunct/>
-        <w:topLinePunct w:val="0"/>
-        <w:autoSpaceDE/>
-        <w:autoSpaceDN/>
-        <w:bidi w:val="0"/>
-        <w:adjustRightInd/>
-        <w:snapToGrid/>
-        <w:spacing w:line="240" w:lineRule="auto"/>
-        <w:ind w:firstLine="709"/>
-        <w:textAlignment w:val="auto"/>
+        <w:spacing w:after="0" w:line="240" w:lineRule="auto"/>
+        <w:ind w:firstLine="567"/>
         <w:rPr>
           <w:rFonts w:hint="default" w:ascii="Times New Roman" w:hAnsi="Times New Roman"/>
           <w:sz w:val="28"/>
@@ -381,27 +345,13 @@
           <w:sz w:val="28"/>
           <w:szCs w:val="28"/>
         </w:rPr>
-        <w:t xml:space="preserve">        NotificationFactory factory = new EmailFactory();</w:t>
+        <w:t xml:space="preserve">        private decimal _amount;</w:t>
       </w:r>
     </w:p>
     <w:p>
       <w:pPr>
-        <w:keepNext w:val="0"/>
-        <w:keepLines w:val="0"/>
-        <w:pageBreakBefore w:val="0"/>
-        <w:widowControl/>
-        <w:kinsoku/>
-        <w:wordWrap/>
-        <w:overflowPunct/>
-        <w:topLinePunct w:val="0"/>
-        <w:autoSpaceDE/>
-        <w:autoSpaceDN/>
-        <w:bidi w:val="0"/>
-        <w:adjustRightInd/>
-        <w:snapToGrid/>
-        <w:spacing w:line="240" w:lineRule="auto"/>
-        <w:ind w:firstLine="709"/>
-        <w:textAlignment w:val="auto"/>
+        <w:spacing w:after="0" w:line="240" w:lineRule="auto"/>
+        <w:ind w:firstLine="567"/>
         <w:rPr>
           <w:rFonts w:hint="default" w:ascii="Times New Roman" w:hAnsi="Times New Roman"/>
           <w:sz w:val="28"/>
@@ -414,52 +364,13 @@
           <w:sz w:val="28"/>
           <w:szCs w:val="28"/>
         </w:rPr>
-        <w:t xml:space="preserve">        INotification email = factory.CreateNotification();</w:t>
+        <w:t xml:space="preserve">        private string _category;</w:t>
       </w:r>
     </w:p>
     <w:p>
       <w:pPr>
-        <w:keepNext w:val="0"/>
-        <w:keepLines w:val="0"/>
-        <w:pageBreakBefore w:val="0"/>
-        <w:widowControl/>
-        <w:kinsoku/>
-        <w:wordWrap/>
-        <w:overflowPunct/>
-        <w:topLinePunct w:val="0"/>
-        <w:autoSpaceDE/>
-        <w:autoSpaceDN/>
-        <w:bidi w:val="0"/>
-        <w:adjustRightInd/>
-        <w:snapToGrid/>
-        <w:spacing w:line="240" w:lineRule="auto"/>
-        <w:ind w:firstLine="709"/>
-        <w:textAlignment w:val="auto"/>
-        <w:rPr>
-          <w:rFonts w:hint="default" w:ascii="Times New Roman" w:hAnsi="Times New Roman"/>
-          <w:sz w:val="28"/>
-          <w:szCs w:val="28"/>
-        </w:rPr>
-      </w:pPr>
-    </w:p>
-    <w:p>
-      <w:pPr>
-        <w:keepNext w:val="0"/>
-        <w:keepLines w:val="0"/>
-        <w:pageBreakBefore w:val="0"/>
-        <w:widowControl/>
-        <w:kinsoku/>
-        <w:wordWrap/>
-        <w:overflowPunct/>
-        <w:topLinePunct w:val="0"/>
-        <w:autoSpaceDE/>
-        <w:autoSpaceDN/>
-        <w:bidi w:val="0"/>
-        <w:adjustRightInd/>
-        <w:snapToGrid/>
-        <w:spacing w:line="240" w:lineRule="auto"/>
-        <w:ind w:firstLine="709"/>
-        <w:textAlignment w:val="auto"/>
+        <w:spacing w:after="0" w:line="240" w:lineRule="auto"/>
+        <w:ind w:firstLine="567"/>
         <w:rPr>
           <w:rFonts w:hint="default" w:ascii="Times New Roman" w:hAnsi="Times New Roman"/>
           <w:sz w:val="28"/>
@@ -472,27 +383,13 @@
           <w:sz w:val="28"/>
           <w:szCs w:val="28"/>
         </w:rPr>
-        <w:t xml:space="preserve">        INotification sms = new SMSFactory().CreateNotification();</w:t>
+        <w:t xml:space="preserve">        private DateTime _date;</w:t>
       </w:r>
     </w:p>
     <w:p>
       <w:pPr>
-        <w:keepNext w:val="0"/>
-        <w:keepLines w:val="0"/>
-        <w:pageBreakBefore w:val="0"/>
-        <w:widowControl/>
-        <w:kinsoku/>
-        <w:wordWrap/>
-        <w:overflowPunct/>
-        <w:topLinePunct w:val="0"/>
-        <w:autoSpaceDE/>
-        <w:autoSpaceDN/>
-        <w:bidi w:val="0"/>
-        <w:adjustRightInd/>
-        <w:snapToGrid/>
-        <w:spacing w:line="240" w:lineRule="auto"/>
-        <w:ind w:firstLine="709"/>
-        <w:textAlignment w:val="auto"/>
+        <w:spacing w:after="0" w:line="240" w:lineRule="auto"/>
+        <w:ind w:firstLine="567"/>
         <w:rPr>
           <w:rFonts w:hint="default" w:ascii="Times New Roman" w:hAnsi="Times New Roman"/>
           <w:sz w:val="28"/>
@@ -505,85 +402,13 @@
           <w:sz w:val="28"/>
           <w:szCs w:val="28"/>
         </w:rPr>
-        <w:t xml:space="preserve">        INotification secureSms = new EncryptionDecorator(sms);</w:t>
+        <w:t xml:space="preserve">        public decimal Amount</w:t>
       </w:r>
     </w:p>
     <w:p>
       <w:pPr>
-        <w:keepNext w:val="0"/>
-        <w:keepLines w:val="0"/>
-        <w:pageBreakBefore w:val="0"/>
-        <w:widowControl/>
-        <w:kinsoku/>
-        <w:wordWrap/>
-        <w:overflowPunct/>
-        <w:topLinePunct w:val="0"/>
-        <w:autoSpaceDE/>
-        <w:autoSpaceDN/>
-        <w:bidi w:val="0"/>
-        <w:adjustRightInd/>
-        <w:snapToGrid/>
-        <w:spacing w:line="240" w:lineRule="auto"/>
-        <w:ind w:firstLine="709"/>
-        <w:textAlignment w:val="auto"/>
-        <w:rPr>
-          <w:rFonts w:hint="default" w:ascii="Times New Roman" w:hAnsi="Times New Roman"/>
-          <w:sz w:val="28"/>
-          <w:szCs w:val="28"/>
-        </w:rPr>
-      </w:pPr>
-    </w:p>
-    <w:p>
-      <w:pPr>
-        <w:keepNext w:val="0"/>
-        <w:keepLines w:val="0"/>
-        <w:pageBreakBefore w:val="0"/>
-        <w:widowControl/>
-        <w:kinsoku/>
-        <w:wordWrap/>
-        <w:overflowPunct/>
-        <w:topLinePunct w:val="0"/>
-        <w:autoSpaceDE/>
-        <w:autoSpaceDN/>
-        <w:bidi w:val="0"/>
-        <w:adjustRightInd/>
-        <w:snapToGrid/>
-        <w:spacing w:line="240" w:lineRule="auto"/>
-        <w:ind w:firstLine="709"/>
-        <w:textAlignment w:val="auto"/>
-        <w:rPr>
-          <w:rFonts w:hint="default" w:ascii="Times New Roman" w:hAnsi="Times New Roman"/>
-          <w:sz w:val="28"/>
-          <w:szCs w:val="28"/>
-        </w:rPr>
-      </w:pPr>
-      <w:r>
-        <w:rPr>
-          <w:rFonts w:hint="default" w:ascii="Times New Roman" w:hAnsi="Times New Roman"/>
-          <w:sz w:val="28"/>
-          <w:szCs w:val="28"/>
-        </w:rPr>
-        <w:t xml:space="preserve">        List&lt;ICommand&gt; commands = new List&lt;ICommand&gt;</w:t>
-      </w:r>
-    </w:p>
-    <w:p>
-      <w:pPr>
-        <w:keepNext w:val="0"/>
-        <w:keepLines w:val="0"/>
-        <w:pageBreakBefore w:val="0"/>
-        <w:widowControl/>
-        <w:kinsoku/>
-        <w:wordWrap/>
-        <w:overflowPunct/>
-        <w:topLinePunct w:val="0"/>
-        <w:autoSpaceDE/>
-        <w:autoSpaceDN/>
-        <w:bidi w:val="0"/>
-        <w:adjustRightInd/>
-        <w:snapToGrid/>
-        <w:spacing w:line="240" w:lineRule="auto"/>
-        <w:ind w:firstLine="709"/>
-        <w:textAlignment w:val="auto"/>
+        <w:spacing w:after="0" w:line="240" w:lineRule="auto"/>
+        <w:ind w:firstLine="567"/>
         <w:rPr>
           <w:rFonts w:hint="default" w:ascii="Times New Roman" w:hAnsi="Times New Roman"/>
           <w:sz w:val="28"/>
@@ -601,22 +426,8 @@
     </w:p>
     <w:p>
       <w:pPr>
-        <w:keepNext w:val="0"/>
-        <w:keepLines w:val="0"/>
-        <w:pageBreakBefore w:val="0"/>
-        <w:widowControl/>
-        <w:kinsoku/>
-        <w:wordWrap/>
-        <w:overflowPunct/>
-        <w:topLinePunct w:val="0"/>
-        <w:autoSpaceDE/>
-        <w:autoSpaceDN/>
-        <w:bidi w:val="0"/>
-        <w:adjustRightInd/>
-        <w:snapToGrid/>
-        <w:spacing w:line="240" w:lineRule="auto"/>
-        <w:ind w:firstLine="709"/>
-        <w:textAlignment w:val="auto"/>
+        <w:spacing w:after="0" w:line="240" w:lineRule="auto"/>
+        <w:ind w:firstLine="567"/>
         <w:rPr>
           <w:rFonts w:hint="default" w:ascii="Times New Roman" w:hAnsi="Times New Roman"/>
           <w:sz w:val="28"/>
@@ -629,27 +440,13 @@
           <w:sz w:val="28"/>
           <w:szCs w:val="28"/>
         </w:rPr>
-        <w:t xml:space="preserve">            new SendNotificationCommand(email, "Обычное письмо"),</w:t>
+        <w:t xml:space="preserve">            get =&gt; _amount;</w:t>
       </w:r>
     </w:p>
     <w:p>
       <w:pPr>
-        <w:keepNext w:val="0"/>
-        <w:keepLines w:val="0"/>
-        <w:pageBreakBefore w:val="0"/>
-        <w:widowControl/>
-        <w:kinsoku/>
-        <w:wordWrap/>
-        <w:overflowPunct/>
-        <w:topLinePunct w:val="0"/>
-        <w:autoSpaceDE/>
-        <w:autoSpaceDN/>
-        <w:bidi w:val="0"/>
-        <w:adjustRightInd/>
-        <w:snapToGrid/>
-        <w:spacing w:line="240" w:lineRule="auto"/>
-        <w:ind w:firstLine="709"/>
-        <w:textAlignment w:val="auto"/>
+        <w:spacing w:after="0" w:line="240" w:lineRule="auto"/>
+        <w:ind w:firstLine="567"/>
         <w:rPr>
           <w:rFonts w:hint="default" w:ascii="Times New Roman" w:hAnsi="Times New Roman"/>
           <w:sz w:val="28"/>
@@ -662,27 +459,13 @@
           <w:sz w:val="28"/>
           <w:szCs w:val="28"/>
         </w:rPr>
-        <w:t xml:space="preserve">            new SendNotificationCommand(secureSms, "Зашифрованное SMS")</w:t>
+        <w:t xml:space="preserve">            set =&gt; SetProperty(ref _amount, value);</w:t>
       </w:r>
     </w:p>
     <w:p>
       <w:pPr>
-        <w:keepNext w:val="0"/>
-        <w:keepLines w:val="0"/>
-        <w:pageBreakBefore w:val="0"/>
-        <w:widowControl/>
-        <w:kinsoku/>
-        <w:wordWrap/>
-        <w:overflowPunct/>
-        <w:topLinePunct w:val="0"/>
-        <w:autoSpaceDE/>
-        <w:autoSpaceDN/>
-        <w:bidi w:val="0"/>
-        <w:adjustRightInd/>
-        <w:snapToGrid/>
-        <w:spacing w:line="240" w:lineRule="auto"/>
-        <w:ind w:firstLine="709"/>
-        <w:textAlignment w:val="auto"/>
+        <w:spacing w:after="0" w:line="240" w:lineRule="auto"/>
+        <w:ind w:firstLine="567"/>
         <w:rPr>
           <w:rFonts w:hint="default" w:ascii="Times New Roman" w:hAnsi="Times New Roman"/>
           <w:sz w:val="28"/>
@@ -695,76 +478,13 @@
           <w:sz w:val="28"/>
           <w:szCs w:val="28"/>
         </w:rPr>
-        <w:t xml:space="preserve">        };</w:t>
+        <w:t xml:space="preserve">        }</w:t>
       </w:r>
     </w:p>
     <w:p>
       <w:pPr>
-        <w:keepNext w:val="0"/>
-        <w:keepLines w:val="0"/>
-        <w:pageBreakBefore w:val="0"/>
-        <w:widowControl/>
-        <w:kinsoku/>
-        <w:wordWrap/>
-        <w:overflowPunct/>
-        <w:topLinePunct w:val="0"/>
-        <w:autoSpaceDE/>
-        <w:autoSpaceDN/>
-        <w:bidi w:val="0"/>
-        <w:adjustRightInd/>
-        <w:snapToGrid/>
-        <w:spacing w:line="240" w:lineRule="auto"/>
-        <w:ind w:firstLine="709"/>
-        <w:textAlignment w:val="auto"/>
-        <w:rPr>
-          <w:rFonts w:hint="default" w:ascii="Times New Roman" w:hAnsi="Times New Roman"/>
-          <w:sz w:val="28"/>
-          <w:szCs w:val="28"/>
-        </w:rPr>
-      </w:pPr>
-    </w:p>
-    <w:p>
-      <w:pPr>
-        <w:keepNext w:val="0"/>
-        <w:keepLines w:val="0"/>
-        <w:pageBreakBefore w:val="0"/>
-        <w:widowControl/>
-        <w:kinsoku/>
-        <w:wordWrap/>
-        <w:overflowPunct/>
-        <w:topLinePunct w:val="0"/>
-        <w:autoSpaceDE/>
-        <w:autoSpaceDN/>
-        <w:bidi w:val="0"/>
-        <w:adjustRightInd/>
-        <w:snapToGrid/>
-        <w:spacing w:line="240" w:lineRule="auto"/>
-        <w:textAlignment w:val="auto"/>
-        <w:rPr>
-          <w:rFonts w:hint="default" w:ascii="Times New Roman" w:hAnsi="Times New Roman"/>
-          <w:sz w:val="28"/>
-          <w:szCs w:val="28"/>
-        </w:rPr>
-      </w:pPr>
-    </w:p>
-    <w:p>
-      <w:pPr>
-        <w:keepNext w:val="0"/>
-        <w:keepLines w:val="0"/>
-        <w:pageBreakBefore w:val="0"/>
-        <w:widowControl/>
-        <w:kinsoku/>
-        <w:wordWrap/>
-        <w:overflowPunct/>
-        <w:topLinePunct w:val="0"/>
-        <w:autoSpaceDE/>
-        <w:autoSpaceDN/>
-        <w:bidi w:val="0"/>
-        <w:adjustRightInd/>
-        <w:snapToGrid/>
-        <w:spacing w:line="240" w:lineRule="auto"/>
-        <w:ind w:firstLine="709"/>
-        <w:textAlignment w:val="auto"/>
+        <w:spacing w:after="0" w:line="240" w:lineRule="auto"/>
+        <w:ind w:firstLine="567"/>
         <w:rPr>
           <w:rFonts w:hint="default" w:ascii="Times New Roman" w:hAnsi="Times New Roman"/>
           <w:sz w:val="28"/>
@@ -777,27 +497,13 @@
           <w:sz w:val="28"/>
           <w:szCs w:val="28"/>
         </w:rPr>
-        <w:t xml:space="preserve">        foreach (var command in commands)</w:t>
+        <w:t xml:space="preserve">        public string Category</w:t>
       </w:r>
     </w:p>
     <w:p>
       <w:pPr>
-        <w:keepNext w:val="0"/>
-        <w:keepLines w:val="0"/>
-        <w:pageBreakBefore w:val="0"/>
-        <w:widowControl/>
-        <w:kinsoku/>
-        <w:wordWrap/>
-        <w:overflowPunct/>
-        <w:topLinePunct w:val="0"/>
-        <w:autoSpaceDE/>
-        <w:autoSpaceDN/>
-        <w:bidi w:val="0"/>
-        <w:adjustRightInd/>
-        <w:snapToGrid/>
-        <w:spacing w:line="240" w:lineRule="auto"/>
-        <w:ind w:firstLine="709"/>
-        <w:textAlignment w:val="auto"/>
+        <w:spacing w:after="0" w:line="240" w:lineRule="auto"/>
+        <w:ind w:firstLine="567"/>
         <w:rPr>
           <w:rFonts w:hint="default" w:ascii="Times New Roman" w:hAnsi="Times New Roman"/>
           <w:sz w:val="28"/>
@@ -815,22 +521,8 @@
     </w:p>
     <w:p>
       <w:pPr>
-        <w:keepNext w:val="0"/>
-        <w:keepLines w:val="0"/>
-        <w:pageBreakBefore w:val="0"/>
-        <w:widowControl/>
-        <w:kinsoku/>
-        <w:wordWrap/>
-        <w:overflowPunct/>
-        <w:topLinePunct w:val="0"/>
-        <w:autoSpaceDE/>
-        <w:autoSpaceDN/>
-        <w:bidi w:val="0"/>
-        <w:adjustRightInd/>
-        <w:snapToGrid/>
-        <w:spacing w:line="240" w:lineRule="auto"/>
-        <w:ind w:firstLine="709"/>
-        <w:textAlignment w:val="auto"/>
+        <w:spacing w:after="0" w:line="240" w:lineRule="auto"/>
+        <w:ind w:firstLine="567"/>
         <w:rPr>
           <w:rFonts w:hint="default" w:ascii="Times New Roman" w:hAnsi="Times New Roman"/>
           <w:sz w:val="28"/>
@@ -843,27 +535,89 @@
           <w:sz w:val="28"/>
           <w:szCs w:val="28"/>
         </w:rPr>
-        <w:t xml:space="preserve">            command.Execute();</w:t>
+        <w:t xml:space="preserve">            get =&gt; _category;</w:t>
       </w:r>
     </w:p>
     <w:p>
       <w:pPr>
-        <w:keepNext w:val="0"/>
-        <w:keepLines w:val="0"/>
-        <w:pageBreakBefore w:val="0"/>
-        <w:widowControl/>
-        <w:kinsoku/>
-        <w:wordWrap/>
-        <w:overflowPunct/>
-        <w:topLinePunct w:val="0"/>
-        <w:autoSpaceDE/>
-        <w:autoSpaceDN/>
-        <w:bidi w:val="0"/>
-        <w:adjustRightInd/>
-        <w:snapToGrid/>
-        <w:spacing w:line="240" w:lineRule="auto"/>
-        <w:ind w:firstLine="709"/>
-        <w:textAlignment w:val="auto"/>
+        <w:spacing w:after="0" w:line="240" w:lineRule="auto"/>
+        <w:ind w:firstLine="567"/>
+        <w:rPr>
+          <w:rFonts w:hint="default" w:ascii="Times New Roman" w:hAnsi="Times New Roman"/>
+          <w:sz w:val="28"/>
+          <w:szCs w:val="28"/>
+        </w:rPr>
+      </w:pPr>
+    </w:p>
+    <w:p>
+      <w:pPr>
+        <w:spacing w:after="0" w:line="240" w:lineRule="auto"/>
+        <w:ind w:firstLine="567"/>
+        <w:rPr>
+          <w:rFonts w:hint="default" w:ascii="Times New Roman" w:hAnsi="Times New Roman"/>
+          <w:sz w:val="28"/>
+          <w:szCs w:val="28"/>
+        </w:rPr>
+      </w:pPr>
+    </w:p>
+    <w:p>
+      <w:pPr>
+        <w:spacing w:after="0" w:line="240" w:lineRule="auto"/>
+        <w:ind w:firstLine="567"/>
+        <w:rPr>
+          <w:rFonts w:hint="default" w:ascii="Times New Roman" w:hAnsi="Times New Roman"/>
+          <w:sz w:val="28"/>
+          <w:szCs w:val="28"/>
+        </w:rPr>
+      </w:pPr>
+    </w:p>
+    <w:p>
+      <w:pPr>
+        <w:spacing w:after="0" w:line="240" w:lineRule="auto"/>
+        <w:ind w:firstLine="567"/>
+        <w:rPr>
+          <w:rFonts w:hint="default" w:ascii="Times New Roman" w:hAnsi="Times New Roman"/>
+          <w:sz w:val="28"/>
+          <w:szCs w:val="28"/>
+        </w:rPr>
+      </w:pPr>
+    </w:p>
+    <w:p>
+      <w:pPr>
+        <w:spacing w:after="0" w:line="240" w:lineRule="auto"/>
+        <w:ind w:firstLine="567"/>
+        <w:rPr>
+          <w:rFonts w:hint="default" w:ascii="Times New Roman" w:hAnsi="Times New Roman"/>
+          <w:sz w:val="28"/>
+          <w:szCs w:val="28"/>
+        </w:rPr>
+      </w:pPr>
+      <w:bookmarkStart w:id="0" w:name="_GoBack"/>
+      <w:bookmarkEnd w:id="0"/>
+    </w:p>
+    <w:p>
+      <w:pPr>
+        <w:spacing w:after="0" w:line="240" w:lineRule="auto"/>
+        <w:ind w:firstLine="567"/>
+        <w:rPr>
+          <w:rFonts w:hint="default" w:ascii="Times New Roman" w:hAnsi="Times New Roman"/>
+          <w:sz w:val="28"/>
+          <w:szCs w:val="28"/>
+        </w:rPr>
+      </w:pPr>
+      <w:r>
+        <w:rPr>
+          <w:rFonts w:hint="default" w:ascii="Times New Roman" w:hAnsi="Times New Roman"/>
+          <w:sz w:val="28"/>
+          <w:szCs w:val="28"/>
+        </w:rPr>
+        <w:t xml:space="preserve">            set =&gt; SetProperty(ref _category, value);</w:t>
+      </w:r>
+    </w:p>
+    <w:p>
+      <w:pPr>
+        <w:spacing w:after="0" w:line="240" w:lineRule="auto"/>
+        <w:ind w:firstLine="567"/>
         <w:rPr>
           <w:rFonts w:hint="default" w:ascii="Times New Roman" w:hAnsi="Times New Roman"/>
           <w:sz w:val="28"/>
@@ -881,22 +635,342 @@
     </w:p>
     <w:p>
       <w:pPr>
-        <w:keepNext w:val="0"/>
-        <w:keepLines w:val="0"/>
-        <w:pageBreakBefore w:val="0"/>
-        <w:widowControl/>
-        <w:kinsoku/>
-        <w:wordWrap/>
-        <w:overflowPunct/>
-        <w:topLinePunct w:val="0"/>
-        <w:autoSpaceDE/>
-        <w:autoSpaceDN/>
-        <w:bidi w:val="0"/>
-        <w:adjustRightInd/>
-        <w:snapToGrid/>
-        <w:spacing w:line="240" w:lineRule="auto"/>
-        <w:ind w:firstLine="709"/>
-        <w:textAlignment w:val="auto"/>
+        <w:spacing w:after="0" w:line="240" w:lineRule="auto"/>
+        <w:ind w:firstLine="567"/>
+        <w:rPr>
+          <w:rFonts w:hint="default" w:ascii="Times New Roman" w:hAnsi="Times New Roman"/>
+          <w:sz w:val="28"/>
+          <w:szCs w:val="28"/>
+        </w:rPr>
+      </w:pPr>
+      <w:r>
+        <w:rPr>
+          <w:rFonts w:hint="default" w:ascii="Times New Roman" w:hAnsi="Times New Roman"/>
+          <w:sz w:val="28"/>
+          <w:szCs w:val="28"/>
+        </w:rPr>
+        <w:t xml:space="preserve">        public DateTime Date</w:t>
+      </w:r>
+    </w:p>
+    <w:p>
+      <w:pPr>
+        <w:spacing w:after="0" w:line="240" w:lineRule="auto"/>
+        <w:ind w:firstLine="567"/>
+        <w:rPr>
+          <w:rFonts w:hint="default" w:ascii="Times New Roman" w:hAnsi="Times New Roman"/>
+          <w:sz w:val="28"/>
+          <w:szCs w:val="28"/>
+        </w:rPr>
+      </w:pPr>
+      <w:r>
+        <w:rPr>
+          <w:rFonts w:hint="default" w:ascii="Times New Roman" w:hAnsi="Times New Roman"/>
+          <w:sz w:val="28"/>
+          <w:szCs w:val="28"/>
+        </w:rPr>
+        <w:t xml:space="preserve">        {</w:t>
+      </w:r>
+    </w:p>
+    <w:p>
+      <w:pPr>
+        <w:spacing w:after="0" w:line="240" w:lineRule="auto"/>
+        <w:ind w:firstLine="567"/>
+        <w:rPr>
+          <w:rFonts w:hint="default" w:ascii="Times New Roman" w:hAnsi="Times New Roman"/>
+          <w:sz w:val="28"/>
+          <w:szCs w:val="28"/>
+        </w:rPr>
+      </w:pPr>
+      <w:r>
+        <w:rPr>
+          <w:rFonts w:hint="default" w:ascii="Times New Roman" w:hAnsi="Times New Roman"/>
+          <w:sz w:val="28"/>
+          <w:szCs w:val="28"/>
+        </w:rPr>
+        <w:t xml:space="preserve">            get =&gt; _date;</w:t>
+      </w:r>
+    </w:p>
+    <w:p>
+      <w:pPr>
+        <w:spacing w:after="0" w:line="240" w:lineRule="auto"/>
+        <w:ind w:firstLine="567"/>
+        <w:rPr>
+          <w:rFonts w:hint="default" w:ascii="Times New Roman" w:hAnsi="Times New Roman"/>
+          <w:sz w:val="28"/>
+          <w:szCs w:val="28"/>
+        </w:rPr>
+      </w:pPr>
+      <w:r>
+        <w:rPr>
+          <w:rFonts w:hint="default" w:ascii="Times New Roman" w:hAnsi="Times New Roman"/>
+          <w:sz w:val="28"/>
+          <w:szCs w:val="28"/>
+        </w:rPr>
+        <w:t xml:space="preserve">            set =&gt; SetProperty(ref _date, value);</w:t>
+      </w:r>
+    </w:p>
+    <w:p>
+      <w:pPr>
+        <w:spacing w:after="0" w:line="240" w:lineRule="auto"/>
+        <w:ind w:firstLine="567"/>
+        <w:rPr>
+          <w:rFonts w:hint="default" w:ascii="Times New Roman" w:hAnsi="Times New Roman"/>
+          <w:sz w:val="28"/>
+          <w:szCs w:val="28"/>
+        </w:rPr>
+      </w:pPr>
+      <w:r>
+        <w:rPr>
+          <w:rFonts w:hint="default" w:ascii="Times New Roman" w:hAnsi="Times New Roman"/>
+          <w:sz w:val="28"/>
+          <w:szCs w:val="28"/>
+        </w:rPr>
+        <w:t xml:space="preserve">        }</w:t>
+      </w:r>
+    </w:p>
+    <w:p>
+      <w:pPr>
+        <w:spacing w:after="0" w:line="240" w:lineRule="auto"/>
+        <w:ind w:firstLine="567"/>
+        <w:rPr>
+          <w:rFonts w:hint="default" w:ascii="Times New Roman" w:hAnsi="Times New Roman"/>
+          <w:sz w:val="28"/>
+          <w:szCs w:val="28"/>
+        </w:rPr>
+      </w:pPr>
+      <w:r>
+        <w:rPr>
+          <w:rFonts w:hint="default" w:ascii="Times New Roman" w:hAnsi="Times New Roman"/>
+          <w:sz w:val="28"/>
+          <w:szCs w:val="28"/>
+        </w:rPr>
+        <w:t xml:space="preserve">        public event PropertyChangedEventHandler PropertyChanged;</w:t>
+      </w:r>
+    </w:p>
+    <w:p>
+      <w:pPr>
+        <w:spacing w:after="0" w:line="240" w:lineRule="auto"/>
+        <w:ind w:firstLine="567"/>
+        <w:rPr>
+          <w:rFonts w:hint="default" w:ascii="Times New Roman" w:hAnsi="Times New Roman"/>
+          <w:sz w:val="28"/>
+          <w:szCs w:val="28"/>
+        </w:rPr>
+      </w:pPr>
+    </w:p>
+    <w:p>
+      <w:pPr>
+        <w:spacing w:after="0" w:line="240" w:lineRule="auto"/>
+        <w:ind w:firstLine="567"/>
+        <w:rPr>
+          <w:rFonts w:hint="default" w:ascii="Times New Roman" w:hAnsi="Times New Roman"/>
+          <w:sz w:val="28"/>
+          <w:szCs w:val="28"/>
+        </w:rPr>
+      </w:pPr>
+      <w:r>
+        <w:rPr>
+          <w:rFonts w:hint="default" w:ascii="Times New Roman" w:hAnsi="Times New Roman"/>
+          <w:sz w:val="28"/>
+          <w:szCs w:val="28"/>
+        </w:rPr>
+        <w:t xml:space="preserve">        protected virtual void OnPropertyChanged([CallerMemberName] string propertyName = null)</w:t>
+      </w:r>
+    </w:p>
+    <w:p>
+      <w:pPr>
+        <w:spacing w:after="0" w:line="240" w:lineRule="auto"/>
+        <w:ind w:firstLine="567"/>
+        <w:rPr>
+          <w:rFonts w:hint="default" w:ascii="Times New Roman" w:hAnsi="Times New Roman"/>
+          <w:sz w:val="28"/>
+          <w:szCs w:val="28"/>
+        </w:rPr>
+      </w:pPr>
+      <w:r>
+        <w:rPr>
+          <w:rFonts w:hint="default" w:ascii="Times New Roman" w:hAnsi="Times New Roman"/>
+          <w:sz w:val="28"/>
+          <w:szCs w:val="28"/>
+        </w:rPr>
+        <w:t xml:space="preserve">        {</w:t>
+      </w:r>
+    </w:p>
+    <w:p>
+      <w:pPr>
+        <w:spacing w:after="0" w:line="240" w:lineRule="auto"/>
+        <w:ind w:firstLine="567"/>
+        <w:rPr>
+          <w:rFonts w:hint="default" w:ascii="Times New Roman" w:hAnsi="Times New Roman"/>
+          <w:sz w:val="28"/>
+          <w:szCs w:val="28"/>
+        </w:rPr>
+      </w:pPr>
+      <w:r>
+        <w:rPr>
+          <w:rFonts w:hint="default" w:ascii="Times New Roman" w:hAnsi="Times New Roman"/>
+          <w:sz w:val="28"/>
+          <w:szCs w:val="28"/>
+        </w:rPr>
+        <w:t xml:space="preserve">            PropertyChanged?.Invoke(this, new PropertyChangedEventArgs(propertyName));</w:t>
+      </w:r>
+    </w:p>
+    <w:p>
+      <w:pPr>
+        <w:spacing w:after="0" w:line="240" w:lineRule="auto"/>
+        <w:ind w:firstLine="567"/>
+        <w:rPr>
+          <w:rFonts w:hint="default" w:ascii="Times New Roman" w:hAnsi="Times New Roman"/>
+          <w:sz w:val="28"/>
+          <w:szCs w:val="28"/>
+        </w:rPr>
+      </w:pPr>
+      <w:r>
+        <w:rPr>
+          <w:rFonts w:hint="default" w:ascii="Times New Roman" w:hAnsi="Times New Roman"/>
+          <w:sz w:val="28"/>
+          <w:szCs w:val="28"/>
+        </w:rPr>
+        <w:t xml:space="preserve">        }</w:t>
+      </w:r>
+    </w:p>
+    <w:p>
+      <w:pPr>
+        <w:spacing w:after="0" w:line="240" w:lineRule="auto"/>
+        <w:ind w:firstLine="567"/>
+        <w:rPr>
+          <w:rFonts w:hint="default" w:ascii="Times New Roman" w:hAnsi="Times New Roman"/>
+          <w:sz w:val="28"/>
+          <w:szCs w:val="28"/>
+        </w:rPr>
+      </w:pPr>
+      <w:r>
+        <w:rPr>
+          <w:rFonts w:hint="default" w:ascii="Times New Roman" w:hAnsi="Times New Roman"/>
+          <w:sz w:val="28"/>
+          <w:szCs w:val="28"/>
+        </w:rPr>
+        <w:t xml:space="preserve">        protected bool SetProperty&lt;T&gt;(ref T field, T value, [CallerMemberName] string propertyName = null)</w:t>
+      </w:r>
+    </w:p>
+    <w:p>
+      <w:pPr>
+        <w:spacing w:after="0" w:line="240" w:lineRule="auto"/>
+        <w:ind w:firstLine="567"/>
+        <w:rPr>
+          <w:rFonts w:hint="default" w:ascii="Times New Roman" w:hAnsi="Times New Roman"/>
+          <w:sz w:val="28"/>
+          <w:szCs w:val="28"/>
+        </w:rPr>
+      </w:pPr>
+      <w:r>
+        <w:rPr>
+          <w:rFonts w:hint="default" w:ascii="Times New Roman" w:hAnsi="Times New Roman"/>
+          <w:sz w:val="28"/>
+          <w:szCs w:val="28"/>
+        </w:rPr>
+        <w:t xml:space="preserve">        {</w:t>
+      </w:r>
+    </w:p>
+    <w:p>
+      <w:pPr>
+        <w:spacing w:after="0" w:line="240" w:lineRule="auto"/>
+        <w:ind w:firstLine="567"/>
+        <w:rPr>
+          <w:rFonts w:hint="default" w:ascii="Times New Roman" w:hAnsi="Times New Roman"/>
+          <w:sz w:val="28"/>
+          <w:szCs w:val="28"/>
+        </w:rPr>
+      </w:pPr>
+      <w:r>
+        <w:rPr>
+          <w:rFonts w:hint="default" w:ascii="Times New Roman" w:hAnsi="Times New Roman"/>
+          <w:sz w:val="28"/>
+          <w:szCs w:val="28"/>
+        </w:rPr>
+        <w:t xml:space="preserve">            if (Equals(field, value)) return false;</w:t>
+      </w:r>
+    </w:p>
+    <w:p>
+      <w:pPr>
+        <w:spacing w:after="0" w:line="240" w:lineRule="auto"/>
+        <w:ind w:firstLine="567"/>
+        <w:rPr>
+          <w:rFonts w:hint="default" w:ascii="Times New Roman" w:hAnsi="Times New Roman"/>
+          <w:sz w:val="28"/>
+          <w:szCs w:val="28"/>
+        </w:rPr>
+      </w:pPr>
+      <w:r>
+        <w:rPr>
+          <w:rFonts w:hint="default" w:ascii="Times New Roman" w:hAnsi="Times New Roman"/>
+          <w:sz w:val="28"/>
+          <w:szCs w:val="28"/>
+        </w:rPr>
+        <w:t xml:space="preserve">            field = value;</w:t>
+      </w:r>
+    </w:p>
+    <w:p>
+      <w:pPr>
+        <w:spacing w:after="0" w:line="240" w:lineRule="auto"/>
+        <w:ind w:firstLine="567"/>
+        <w:rPr>
+          <w:rFonts w:hint="default" w:ascii="Times New Roman" w:hAnsi="Times New Roman"/>
+          <w:sz w:val="28"/>
+          <w:szCs w:val="28"/>
+        </w:rPr>
+      </w:pPr>
+      <w:r>
+        <w:rPr>
+          <w:rFonts w:hint="default" w:ascii="Times New Roman" w:hAnsi="Times New Roman"/>
+          <w:sz w:val="28"/>
+          <w:szCs w:val="28"/>
+        </w:rPr>
+        <w:t xml:space="preserve">            OnPropertyChanged(propertyName);</w:t>
+      </w:r>
+    </w:p>
+    <w:p>
+      <w:pPr>
+        <w:spacing w:after="0" w:line="240" w:lineRule="auto"/>
+        <w:ind w:firstLine="567"/>
+        <w:rPr>
+          <w:rFonts w:hint="default" w:ascii="Times New Roman" w:hAnsi="Times New Roman"/>
+          <w:sz w:val="28"/>
+          <w:szCs w:val="28"/>
+        </w:rPr>
+      </w:pPr>
+      <w:r>
+        <w:rPr>
+          <w:rFonts w:hint="default" w:ascii="Times New Roman" w:hAnsi="Times New Roman"/>
+          <w:sz w:val="28"/>
+          <w:szCs w:val="28"/>
+        </w:rPr>
+        <w:t xml:space="preserve">            return true;</w:t>
+      </w:r>
+    </w:p>
+    <w:p>
+      <w:pPr>
+        <w:spacing w:after="0" w:line="240" w:lineRule="auto"/>
+        <w:ind w:firstLine="567"/>
+        <w:rPr>
+          <w:rFonts w:hint="default" w:ascii="Times New Roman" w:hAnsi="Times New Roman"/>
+          <w:sz w:val="28"/>
+          <w:szCs w:val="28"/>
+        </w:rPr>
+      </w:pPr>
+      <w:r>
+        <w:rPr>
+          <w:rFonts w:hint="default" w:ascii="Times New Roman" w:hAnsi="Times New Roman"/>
+          <w:sz w:val="28"/>
+          <w:szCs w:val="28"/>
+        </w:rPr>
+        <w:t xml:space="preserve">        }</w:t>
+      </w:r>
+    </w:p>
+    <w:p>
+      <w:pPr>
+        <w:spacing w:after="0" w:line="240" w:lineRule="auto"/>
+        <w:ind w:firstLine="567"/>
         <w:rPr>
           <w:rFonts w:hint="default" w:ascii="Times New Roman" w:hAnsi="Times New Roman"/>
           <w:sz w:val="28"/>
@@ -914,13 +988,12 @@
     </w:p>
     <w:p>
       <w:pPr>
-        <w:spacing w:line="240" w:lineRule="auto"/>
+        <w:spacing w:after="0" w:line="240" w:lineRule="auto"/>
         <w:ind w:firstLine="567"/>
         <w:rPr>
           <w:rFonts w:ascii="Times New Roman" w:hAnsi="Times New Roman"/>
           <w:sz w:val="28"/>
           <w:szCs w:val="28"/>
-          <w:lang w:val="en-US"/>
         </w:rPr>
       </w:pPr>
       <w:r>
@@ -931,6 +1004,18 @@
         </w:rPr>
         <w:t>}</w:t>
       </w:r>
+    </w:p>
+    <w:p>
+      <w:pPr>
+        <w:spacing w:after="0" w:line="240" w:lineRule="auto"/>
+        <w:ind w:firstLine="567"/>
+        <w:rPr>
+          <w:rFonts w:ascii="Times New Roman" w:hAnsi="Times New Roman"/>
+          <w:sz w:val="28"/>
+          <w:szCs w:val="28"/>
+          <w:lang w:val="en-US"/>
+        </w:rPr>
+      </w:pPr>
       <w:r>
         <w:rPr>
           <w:rFonts w:ascii="Times New Roman" w:hAnsi="Times New Roman"/>
@@ -969,258 +1054,20 @@
     <w:p>
       <w:pPr>
         <w:spacing w:after="0" w:line="240" w:lineRule="auto"/>
-        <w:rPr>
-          <w:rFonts w:ascii="Times New Roman" w:hAnsi="Times New Roman"/>
-          <w:sz w:val="28"/>
-          <w:szCs w:val="28"/>
-        </w:rPr>
-      </w:pPr>
-      <w:r>
-        <w:rPr>
-          <w:rFonts w:ascii="Times New Roman" w:hAnsi="Times New Roman"/>
-          <w:sz w:val="28"/>
-          <w:szCs w:val="28"/>
-        </w:rPr>
-        <w:t xml:space="preserve">Таблица </w:t>
-      </w:r>
-      <w:r>
-        <w:rPr>
-          <w:rFonts w:hint="default" w:ascii="Times New Roman" w:hAnsi="Times New Roman"/>
-          <w:sz w:val="28"/>
-          <w:szCs w:val="28"/>
-          <w:lang w:val="ru-RU"/>
-        </w:rPr>
-        <w:t>11</w:t>
-      </w:r>
-      <w:r>
-        <w:rPr>
-          <w:rFonts w:ascii="Times New Roman" w:hAnsi="Times New Roman"/>
-          <w:sz w:val="28"/>
-          <w:szCs w:val="28"/>
-        </w:rPr>
-        <w:t>.1 – Входные и выходные данные</w:t>
-      </w:r>
-    </w:p>
-    <w:tbl>
-      <w:tblPr>
-        <w:tblStyle w:val="26"/>
-        <w:tblW w:w="0" w:type="auto"/>
-        <w:tblInd w:w="0" w:type="dxa"/>
-        <w:tblBorders>
-          <w:top w:val="single" w:color="auto" w:sz="4" w:space="0"/>
-          <w:left w:val="single" w:color="auto" w:sz="4" w:space="0"/>
-          <w:bottom w:val="single" w:color="auto" w:sz="4" w:space="0"/>
-          <w:right w:val="single" w:color="auto" w:sz="4" w:space="0"/>
-          <w:insideH w:val="single" w:color="auto" w:sz="4" w:space="0"/>
-          <w:insideV w:val="single" w:color="auto" w:sz="4" w:space="0"/>
-        </w:tblBorders>
-        <w:tblLayout w:type="autofit"/>
-        <w:tblCellMar>
-          <w:top w:w="0" w:type="dxa"/>
-          <w:left w:w="108" w:type="dxa"/>
-          <w:bottom w:w="0" w:type="dxa"/>
-          <w:right w:w="108" w:type="dxa"/>
-        </w:tblCellMar>
-      </w:tblPr>
-      <w:tblGrid>
-        <w:gridCol w:w="3397"/>
-        <w:gridCol w:w="6514"/>
-      </w:tblGrid>
-      <w:tr>
-        <w:tblPrEx>
-          <w:tblBorders>
-            <w:top w:val="single" w:color="auto" w:sz="4" w:space="0"/>
-            <w:left w:val="single" w:color="auto" w:sz="4" w:space="0"/>
-            <w:bottom w:val="single" w:color="auto" w:sz="4" w:space="0"/>
-            <w:right w:val="single" w:color="auto" w:sz="4" w:space="0"/>
-            <w:insideH w:val="single" w:color="auto" w:sz="4" w:space="0"/>
-            <w:insideV w:val="single" w:color="auto" w:sz="4" w:space="0"/>
-          </w:tblBorders>
-          <w:tblCellMar>
-            <w:top w:w="0" w:type="dxa"/>
-            <w:left w:w="108" w:type="dxa"/>
-            <w:bottom w:w="0" w:type="dxa"/>
-            <w:right w:w="108" w:type="dxa"/>
-          </w:tblCellMar>
-        </w:tblPrEx>
-        <w:trPr>
-          <w:trHeight w:val="319" w:hRule="atLeast"/>
-        </w:trPr>
-        <w:tc>
-          <w:tcPr>
-            <w:tcW w:w="3397" w:type="dxa"/>
-          </w:tcPr>
-          <w:p>
-            <w:pPr>
-              <w:spacing w:after="0" w:line="240" w:lineRule="auto"/>
-              <w:rPr>
-                <w:rFonts w:ascii="Times New Roman" w:hAnsi="Times New Roman"/>
-                <w:sz w:val="28"/>
-                <w:szCs w:val="28"/>
-              </w:rPr>
-            </w:pPr>
-            <w:r>
-              <w:rPr>
-                <w:rFonts w:ascii="Times New Roman" w:hAnsi="Times New Roman"/>
-                <w:sz w:val="28"/>
-                <w:szCs w:val="28"/>
-              </w:rPr>
-              <w:t>Входные данные</w:t>
-            </w:r>
-          </w:p>
-        </w:tc>
-        <w:tc>
-          <w:tcPr>
-            <w:tcW w:w="6514" w:type="dxa"/>
-          </w:tcPr>
-          <w:p>
-            <w:pPr>
-              <w:spacing w:after="0" w:line="240" w:lineRule="auto"/>
-              <w:rPr>
-                <w:rFonts w:ascii="Times New Roman" w:hAnsi="Times New Roman"/>
-                <w:sz w:val="28"/>
-                <w:szCs w:val="28"/>
-              </w:rPr>
-            </w:pPr>
-            <w:r>
-              <w:rPr>
-                <w:rFonts w:ascii="Times New Roman" w:hAnsi="Times New Roman"/>
-                <w:sz w:val="28"/>
-                <w:szCs w:val="28"/>
-              </w:rPr>
-              <w:t>Выходные данные</w:t>
-            </w:r>
-          </w:p>
-        </w:tc>
-      </w:tr>
-      <w:tr>
-        <w:tblPrEx>
-          <w:tblBorders>
-            <w:top w:val="single" w:color="auto" w:sz="4" w:space="0"/>
-            <w:left w:val="single" w:color="auto" w:sz="4" w:space="0"/>
-            <w:bottom w:val="single" w:color="auto" w:sz="4" w:space="0"/>
-            <w:right w:val="single" w:color="auto" w:sz="4" w:space="0"/>
-            <w:insideH w:val="single" w:color="auto" w:sz="4" w:space="0"/>
-            <w:insideV w:val="single" w:color="auto" w:sz="4" w:space="0"/>
-          </w:tblBorders>
-          <w:tblCellMar>
-            <w:top w:w="0" w:type="dxa"/>
-            <w:left w:w="108" w:type="dxa"/>
-            <w:bottom w:w="0" w:type="dxa"/>
-            <w:right w:w="108" w:type="dxa"/>
-          </w:tblCellMar>
-        </w:tblPrEx>
-        <w:trPr>
-          <w:trHeight w:val="255" w:hRule="atLeast"/>
-        </w:trPr>
-        <w:tc>
-          <w:tcPr>
-            <w:tcW w:w="3397" w:type="dxa"/>
-          </w:tcPr>
-          <w:p>
-            <w:pPr>
-              <w:spacing w:after="0" w:line="240" w:lineRule="auto"/>
-              <w:rPr>
-                <w:rFonts w:ascii="Times New Roman" w:hAnsi="Times New Roman"/>
-                <w:sz w:val="28"/>
-                <w:szCs w:val="28"/>
-              </w:rPr>
-            </w:pPr>
-          </w:p>
-        </w:tc>
-        <w:tc>
-          <w:tcPr>
-            <w:tcW w:w="6514" w:type="dxa"/>
-          </w:tcPr>
-          <w:p>
-            <w:pPr>
-              <w:spacing w:after="0" w:line="240" w:lineRule="auto"/>
-              <w:rPr>
-                <w:rFonts w:hint="default" w:ascii="Times New Roman" w:hAnsi="Times New Roman"/>
-                <w:sz w:val="28"/>
-                <w:szCs w:val="28"/>
-                <w:lang w:val="ru-RU"/>
-              </w:rPr>
-            </w:pPr>
-            <w:r>
-              <w:rPr>
-                <w:rFonts w:hint="default" w:ascii="Times New Roman" w:hAnsi="Times New Roman"/>
-                <w:sz w:val="28"/>
-                <w:szCs w:val="28"/>
-                <w:lang w:val="ru-RU"/>
-              </w:rPr>
-              <w:t>[Email] Обычное письмо</w:t>
-            </w:r>
-          </w:p>
-          <w:p>
-            <w:pPr>
-              <w:spacing w:after="0" w:line="240" w:lineRule="auto"/>
-              <w:rPr>
-                <w:rFonts w:hint="default" w:ascii="Times New Roman" w:hAnsi="Times New Roman"/>
-                <w:sz w:val="28"/>
-                <w:szCs w:val="28"/>
-                <w:lang w:val="ru-RU"/>
-              </w:rPr>
-            </w:pPr>
-            <w:r>
-              <w:rPr>
-                <w:rFonts w:hint="default" w:ascii="Times New Roman" w:hAnsi="Times New Roman"/>
-                <w:sz w:val="28"/>
-                <w:szCs w:val="28"/>
-                <w:lang w:val="ru-RU"/>
-              </w:rPr>
-              <w:t>[SMS] &lt;Encrypted&gt;Зашифрованное SMS&lt;/Encrypted&gt;</w:t>
-            </w:r>
-          </w:p>
-        </w:tc>
-      </w:tr>
-    </w:tbl>
-    <w:p>
-      <w:pPr>
-        <w:spacing w:after="0" w:line="240" w:lineRule="auto"/>
         <w:ind w:firstLine="567"/>
         <w:jc w:val="center"/>
         <w:rPr>
           <w:rFonts w:ascii="Times New Roman" w:hAnsi="Times New Roman"/>
           <w:sz w:val="28"/>
           <w:szCs w:val="28"/>
-        </w:rPr>
-      </w:pPr>
-    </w:p>
-    <w:p>
-      <w:pPr>
-        <w:spacing w:after="0" w:line="360" w:lineRule="auto"/>
-        <w:jc w:val="center"/>
-        <w:rPr>
-          <w:rFonts w:ascii="Times New Roman" w:hAnsi="Times New Roman"/>
-          <w:sz w:val="28"/>
-          <w:szCs w:val="28"/>
-        </w:rPr>
-      </w:pPr>
-      <w:r>
-        <w:rPr>
-          <w:rFonts w:ascii="Times New Roman" w:hAnsi="Times New Roman"/>
-          <w:sz w:val="28"/>
-          <w:szCs w:val="28"/>
-        </w:rPr>
-        <w:t>Рисунок 11.1 – Результат работы программы</w:t>
-      </w:r>
-    </w:p>
-    <w:p>
-      <w:pPr>
-        <w:spacing w:after="0" w:line="360" w:lineRule="auto"/>
-        <w:jc w:val="center"/>
-        <w:rPr>
-          <w:rFonts w:ascii="Times New Roman" w:hAnsi="Times New Roman"/>
-          <w:sz w:val="28"/>
-          <w:szCs w:val="28"/>
+          <w:lang w:val="en-US"/>
         </w:rPr>
       </w:pPr>
       <w:r>
         <w:drawing>
           <wp:inline distT="0" distB="0" distL="114300" distR="114300">
-            <wp:extent cx="3676650" cy="447675"/>
-            <wp:effectExtent l="0" t="0" r="0" b="9525"/>
+            <wp:extent cx="5404485" cy="2958465"/>
+            <wp:effectExtent l="0" t="0" r="5715" b="13335"/>
             <wp:docPr id="66" name="Изображение 2"/>
             <wp:cNvGraphicFramePr>
               <a:graphicFrameLocks xmlns:a="http://schemas.openxmlformats.org/drawingml/2006/main" noChangeAspect="1"/>
@@ -1235,7 +1082,7 @@
                     </pic:cNvPicPr>
                   </pic:nvPicPr>
                   <pic:blipFill>
-                    <a:blip r:embed="rId12"/>
+                    <a:blip r:embed="rId11"/>
                     <a:stretch>
                       <a:fillRect/>
                     </a:stretch>
@@ -1243,7 +1090,7 @@
                   <pic:spPr>
                     <a:xfrm>
                       <a:off x="0" y="0"/>
-                      <a:ext cx="3676650" cy="447675"/>
+                      <a:ext cx="5404485" cy="2958465"/>
                     </a:xfrm>
                     <a:prstGeom prst="rect">
                       <a:avLst/>
@@ -1260,12 +1107,30 @@
         </w:drawing>
       </w:r>
     </w:p>
+    <w:p>
+      <w:pPr>
+        <w:spacing w:before="240" w:after="0" w:line="360" w:lineRule="auto"/>
+        <w:jc w:val="center"/>
+        <w:rPr>
+          <w:rFonts w:ascii="Times New Roman" w:hAnsi="Times New Roman"/>
+          <w:sz w:val="28"/>
+          <w:szCs w:val="28"/>
+        </w:rPr>
+      </w:pPr>
+      <w:r>
+        <w:rPr>
+          <w:rFonts w:ascii="Times New Roman" w:hAnsi="Times New Roman"/>
+          <w:sz w:val="28"/>
+          <w:szCs w:val="28"/>
+        </w:rPr>
+        <w:t>Рисунок 14.1 – Результат работы программы</w:t>
+      </w:r>
+    </w:p>
     <w:sectPr>
-      <w:headerReference r:id="rId6" w:type="first"/>
-      <w:footerReference r:id="rId9" w:type="first"/>
-      <w:headerReference r:id="rId5" w:type="default"/>
-      <w:footerReference r:id="rId7" w:type="default"/>
-      <w:footerReference r:id="rId8" w:type="even"/>
+      <w:headerReference r:id="rId5" w:type="first"/>
+      <w:footerReference r:id="rId8" w:type="first"/>
+      <w:footerReference r:id="rId6" w:type="default"/>
+      <w:footerReference r:id="rId7" w:type="even"/>
       <w:pgSz w:w="11906" w:h="16838"/>
       <w:pgMar w:top="851" w:right="567" w:bottom="1560" w:left="1418" w:header="454" w:footer="397" w:gutter="0"/>
       <w:pgNumType w:start="39"/>
@@ -1510,7 +1375,7 @@
             <wp:anchor distT="0" distB="0" distL="114300" distR="114300" simplePos="0" relativeHeight="251670528" behindDoc="0" locked="0" layoutInCell="1" allowOverlap="1">
               <wp:simplePos x="0" y="0"/>
               <wp:positionH relativeFrom="column">
-                <wp:posOffset>2162810</wp:posOffset>
+                <wp:posOffset>2162175</wp:posOffset>
               </wp:positionH>
               <wp:positionV relativeFrom="paragraph">
                 <wp:posOffset>-6985</wp:posOffset>
@@ -1593,7 +1458,24 @@
                               <w:sz w:val="28"/>
                               <w:szCs w:val="28"/>
                             </w:rPr>
-                            <w:t>.25.</w:t>
+                            <w:t>.2</w:t>
+                          </w:r>
+                          <w:r>
+                            <w:rPr>
+                              <w:rFonts w:hint="default" w:ascii="Times New Roman" w:hAnsi="Times New Roman" w:cs="Times New Roman"/>
+                              <w:sz w:val="28"/>
+                              <w:szCs w:val="28"/>
+                              <w:lang w:val="ru-RU"/>
+                            </w:rPr>
+                            <w:t>6</w:t>
+                          </w:r>
+                          <w:r>
+                            <w:rPr>
+                              <w:rFonts w:hint="default" w:ascii="Times New Roman" w:hAnsi="Times New Roman" w:cs="Times New Roman"/>
+                              <w:sz w:val="28"/>
+                              <w:szCs w:val="28"/>
+                            </w:rPr>
+                            <w:t>.</w:t>
                           </w:r>
                           <w:r>
                             <w:rPr>
@@ -1608,10 +1490,32 @@
                         <w:p>
                           <w:pPr>
                             <w:rPr>
-                              <w:szCs w:val="48"/>
+                              <w:rFonts w:ascii="Times New Roman" w:hAnsi="Times New Roman"/>
+                              <w:sz w:val="32"/>
+                              <w:szCs w:val="32"/>
                             </w:rPr>
                           </w:pPr>
                         </w:p>
+                        <w:p>
+                          <w:pPr>
+                            <w:jc w:val="center"/>
+                            <w:rPr>
+                              <w:i/>
+                              <w:sz w:val="28"/>
+                              <w:szCs w:val="28"/>
+                            </w:rPr>
+                          </w:pPr>
+                        </w:p>
+                        <w:p/>
+                        <w:p/>
+                        <w:p/>
+                        <w:p/>
+                        <w:p/>
+                        <w:p/>
+                        <w:p/>
+                        <w:p/>
+                        <w:p/>
+                        <w:p/>
                       </w:txbxContent>
                     </wps:txbx>
                     <wps:bodyPr rot="0" vert="horz" wrap="square" lIns="0" tIns="0" rIns="0" bIns="0" anchor="t" anchorCtr="0" upright="1">
@@ -1625,7 +1529,7 @@
         </mc:Choice>
         <mc:Fallback>
           <w:pict>
-            <v:shape id="Text Box 66" o:spid="_x0000_s1026" o:spt="202" type="#_x0000_t202" style="position:absolute;left:0pt;margin-left:170.3pt;margin-top:-0.55pt;height:37.75pt;width:312.4pt;z-index:251670528;mso-width-relative:page;mso-height-relative:page;" filled="f" stroked="f" coordsize="21600,21600" o:gfxdata="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">
+            <v:shape id="Text Box 66" o:spid="_x0000_s1026" o:spt="202" type="#_x0000_t202" style="position:absolute;left:0pt;margin-left:170.25pt;margin-top:-0.55pt;height:37.75pt;width:312.4pt;z-index:251670528;mso-width-relative:page;mso-height-relative:page;" filled="f" stroked="f" coordsize="21600,21600" o:gfxdata="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">
               <v:fill on="f" focussize="0,0"/>
               <v:stroke on="f"/>
               <v:imagedata o:title=""/>
@@ -1684,7 +1588,24 @@
                         <w:sz w:val="28"/>
                         <w:szCs w:val="28"/>
                       </w:rPr>
-                      <w:t>.25.</w:t>
+                      <w:t>.2</w:t>
+                    </w:r>
+                    <w:r>
+                      <w:rPr>
+                        <w:rFonts w:hint="default" w:ascii="Times New Roman" w:hAnsi="Times New Roman" w:cs="Times New Roman"/>
+                        <w:sz w:val="28"/>
+                        <w:szCs w:val="28"/>
+                        <w:lang w:val="ru-RU"/>
+                      </w:rPr>
+                      <w:t>6</w:t>
+                    </w:r>
+                    <w:r>
+                      <w:rPr>
+                        <w:rFonts w:hint="default" w:ascii="Times New Roman" w:hAnsi="Times New Roman" w:cs="Times New Roman"/>
+                        <w:sz w:val="28"/>
+                        <w:szCs w:val="28"/>
+                      </w:rPr>
+                      <w:t>.</w:t>
                     </w:r>
                     <w:r>
                       <w:rPr>
@@ -1699,10 +1620,32 @@
                   <w:p>
                     <w:pPr>
                       <w:rPr>
-                        <w:szCs w:val="48"/>
+                        <w:rFonts w:ascii="Times New Roman" w:hAnsi="Times New Roman"/>
+                        <w:sz w:val="32"/>
+                        <w:szCs w:val="32"/>
                       </w:rPr>
                     </w:pPr>
                   </w:p>
+                  <w:p>
+                    <w:pPr>
+                      <w:jc w:val="center"/>
+                      <w:rPr>
+                        <w:i/>
+                        <w:sz w:val="28"/>
+                        <w:szCs w:val="28"/>
+                      </w:rPr>
+                    </w:pPr>
+                  </w:p>
+                  <w:p/>
+                  <w:p/>
+                  <w:p/>
+                  <w:p/>
+                  <w:p/>
+                  <w:p/>
+                  <w:p/>
+                  <w:p/>
+                  <w:p/>
+                  <w:p/>
                 </w:txbxContent>
               </v:textbox>
             </v:shape>
@@ -3304,8 +3247,6 @@
         <w:rFonts w:ascii="GOST type B" w:hAnsi="GOST type B"/>
       </w:rPr>
     </w:pPr>
-    <w:bookmarkStart w:id="0" w:name="_GoBack"/>
-    <w:bookmarkEnd w:id="0"/>
     <w:r>
       <mc:AlternateContent>
         <mc:Choice Requires="wps">
@@ -3350,8 +3291,8 @@
                             <w:rPr>
                               <w:rFonts w:hint="default"/>
                               <w:bCs/>
-                              <w:sz w:val="28"/>
-                              <w:szCs w:val="28"/>
+                              <w:sz w:val="21"/>
+                              <w:szCs w:val="21"/>
                               <w:lang w:val="ru-RU"/>
                             </w:rPr>
                           </w:pPr>
@@ -3363,7 +3304,7 @@
                               <w:szCs w:val="28"/>
                               <w:lang w:val="ru-RU"/>
                             </w:rPr>
-                            <w:t>ПАТТЕРНЫ</w:t>
+                            <w:t>ТЕХНОЛОГИЯ</w:t>
                           </w:r>
                           <w:r>
                             <w:rPr>
@@ -3373,7 +3314,7 @@
                               <w:szCs w:val="28"/>
                               <w:lang w:val="ru-RU"/>
                             </w:rPr>
-                            <w:t xml:space="preserve"> ПРОЕКТИРОВАНИЯ</w:t>
+                            <w:t xml:space="preserve"> СОЗДАНИЯ ГРАФИЧЕСКОГО ИНТЕРФЕЙСА</w:t>
                           </w:r>
                         </w:p>
                       </w:txbxContent>
@@ -3402,8 +3343,8 @@
                       <w:rPr>
                         <w:rFonts w:hint="default"/>
                         <w:bCs/>
-                        <w:sz w:val="28"/>
-                        <w:szCs w:val="28"/>
+                        <w:sz w:val="21"/>
+                        <w:szCs w:val="21"/>
                         <w:lang w:val="ru-RU"/>
                       </w:rPr>
                     </w:pPr>
@@ -3415,7 +3356,7 @@
                         <w:szCs w:val="28"/>
                         <w:lang w:val="ru-RU"/>
                       </w:rPr>
-                      <w:t>ПАТТЕРНЫ</w:t>
+                      <w:t>ТЕХНОЛОГИЯ</w:t>
                     </w:r>
                     <w:r>
                       <w:rPr>
@@ -3425,7 +3366,7 @@
                         <w:szCs w:val="28"/>
                         <w:lang w:val="ru-RU"/>
                       </w:rPr>
-                      <w:t xml:space="preserve"> ПРОЕКТИРОВАНИЯ</w:t>
+                      <w:t xml:space="preserve"> СОЗДАНИЯ ГРАФИЧЕСКОГО ИНТЕРФЕЙСА</w:t>
                     </w:r>
                   </w:p>
                 </w:txbxContent>
@@ -3880,9 +3821,10 @@
                         <w:p>
                           <w:pPr>
                             <w:rPr>
-                              <w:rFonts w:ascii="Times New Roman" w:hAnsi="Times New Roman"/>
+                              <w:rFonts w:hint="default" w:ascii="Times New Roman" w:hAnsi="Times New Roman"/>
                               <w:sz w:val="16"/>
                               <w:szCs w:val="18"/>
+                              <w:lang w:val="ru-RU"/>
                             </w:rPr>
                           </w:pPr>
                           <w:r>
@@ -3890,10 +3832,21 @@
                               <w:rFonts w:ascii="Times New Roman" w:hAnsi="Times New Roman"/>
                               <w:sz w:val="15"/>
                               <w:szCs w:val="15"/>
-                            </w:rPr>
-                            <w:t>Толочко П.С.</w:t>
+                              <w:lang w:val="ru-RU"/>
+                            </w:rPr>
+                            <w:t>Новик</w:t>
+                          </w:r>
+                          <w:r>
+                            <w:rPr>
+                              <w:rFonts w:hint="default" w:ascii="Times New Roman" w:hAnsi="Times New Roman"/>
+                              <w:sz w:val="15"/>
+                              <w:szCs w:val="15"/>
+                              <w:lang w:val="ru-RU"/>
+                            </w:rPr>
+                            <w:t xml:space="preserve"> А.И.</w:t>
                           </w:r>
                         </w:p>
+                        <w:p/>
                       </w:txbxContent>
                     </wps:txbx>
                     <wps:bodyPr rot="0" vert="horz" wrap="square" lIns="0" tIns="0" rIns="0" bIns="0" anchor="t" anchorCtr="0" upright="1">
@@ -3917,9 +3870,10 @@
                   <w:p>
                     <w:pPr>
                       <w:rPr>
-                        <w:rFonts w:ascii="Times New Roman" w:hAnsi="Times New Roman"/>
+                        <w:rFonts w:hint="default" w:ascii="Times New Roman" w:hAnsi="Times New Roman"/>
                         <w:sz w:val="16"/>
                         <w:szCs w:val="18"/>
+                        <w:lang w:val="ru-RU"/>
                       </w:rPr>
                     </w:pPr>
                     <w:r>
@@ -3927,10 +3881,21 @@
                         <w:rFonts w:ascii="Times New Roman" w:hAnsi="Times New Roman"/>
                         <w:sz w:val="15"/>
                         <w:szCs w:val="15"/>
-                      </w:rPr>
-                      <w:t>Толочко П.С.</w:t>
+                        <w:lang w:val="ru-RU"/>
+                      </w:rPr>
+                      <w:t>Новик</w:t>
+                    </w:r>
+                    <w:r>
+                      <w:rPr>
+                        <w:rFonts w:hint="default" w:ascii="Times New Roman" w:hAnsi="Times New Roman"/>
+                        <w:sz w:val="15"/>
+                        <w:szCs w:val="15"/>
+                        <w:lang w:val="ru-RU"/>
+                      </w:rPr>
+                      <w:t xml:space="preserve"> А.И.</w:t>
                     </w:r>
                   </w:p>
+                  <w:p/>
                 </w:txbxContent>
               </v:textbox>
             </v:shape>
@@ -5131,7 +5096,24 @@
                               <w:sz w:val="28"/>
                               <w:szCs w:val="28"/>
                             </w:rPr>
-                            <w:t>.25.</w:t>
+                            <w:t>.2</w:t>
+                          </w:r>
+                          <w:r>
+                            <w:rPr>
+                              <w:rFonts w:hint="default" w:ascii="Times New Roman" w:hAnsi="Times New Roman" w:cs="Times New Roman"/>
+                              <w:sz w:val="28"/>
+                              <w:szCs w:val="28"/>
+                              <w:lang w:val="ru-RU"/>
+                            </w:rPr>
+                            <w:t>6</w:t>
+                          </w:r>
+                          <w:r>
+                            <w:rPr>
+                              <w:rFonts w:hint="default" w:ascii="Times New Roman" w:hAnsi="Times New Roman" w:cs="Times New Roman"/>
+                              <w:sz w:val="28"/>
+                              <w:szCs w:val="28"/>
+                            </w:rPr>
+                            <w:t>.</w:t>
                           </w:r>
                           <w:r>
                             <w:rPr>
@@ -5162,6 +5144,16 @@
                             </w:rPr>
                           </w:pPr>
                         </w:p>
+                        <w:p/>
+                        <w:p/>
+                        <w:p/>
+                        <w:p/>
+                        <w:p/>
+                        <w:p/>
+                        <w:p/>
+                        <w:p/>
+                        <w:p/>
+                        <w:p/>
                       </w:txbxContent>
                     </wps:txbx>
                     <wps:bodyPr rot="0" vert="horz" wrap="square" lIns="0" tIns="0" rIns="0" bIns="0" anchor="t" anchorCtr="0" upright="1">
@@ -5234,7 +5226,24 @@
                         <w:sz w:val="28"/>
                         <w:szCs w:val="28"/>
                       </w:rPr>
-                      <w:t>.25.</w:t>
+                      <w:t>.2</w:t>
+                    </w:r>
+                    <w:r>
+                      <w:rPr>
+                        <w:rFonts w:hint="default" w:ascii="Times New Roman" w:hAnsi="Times New Roman" w:cs="Times New Roman"/>
+                        <w:sz w:val="28"/>
+                        <w:szCs w:val="28"/>
+                        <w:lang w:val="ru-RU"/>
+                      </w:rPr>
+                      <w:t>6</w:t>
+                    </w:r>
+                    <w:r>
+                      <w:rPr>
+                        <w:rFonts w:hint="default" w:ascii="Times New Roman" w:hAnsi="Times New Roman" w:cs="Times New Roman"/>
+                        <w:sz w:val="28"/>
+                        <w:szCs w:val="28"/>
+                      </w:rPr>
+                      <w:t>.</w:t>
                     </w:r>
                     <w:r>
                       <w:rPr>
@@ -5265,6 +5274,16 @@
                       </w:rPr>
                     </w:pPr>
                   </w:p>
+                  <w:p/>
+                  <w:p/>
+                  <w:p/>
+                  <w:p/>
+                  <w:p/>
+                  <w:p/>
+                  <w:p/>
+                  <w:p/>
+                  <w:p/>
+                  <w:p/>
                 </w:txbxContent>
               </v:textbox>
             </v:shape>
@@ -7062,16 +7081,6 @@
     <w:pPr>
       <w:pStyle w:val="17"/>
     </w:pPr>
-  </w:p>
-</w:hdr>
-</file>
-
-<file path=word/header2.xml><?xml version="1.0" encoding="utf-8"?>
-<w:hdr xmlns:wpc="http://schemas.microsoft.com/office/word/2010/wordprocessingCanvas" xmlns:mc="http://schemas.openxmlformats.org/markup-compatibility/2006" xmlns:o="urn:schemas-microsoft-com:office:office" xmlns:r="http://schemas.openxmlformats.org/officeDocument/2006/relationships" xmlns:m="http://schemas.openxmlformats.org/officeDocument/2006/math" xmlns:v="urn:schemas-microsoft-com:vml" xmlns:wp14="http://schemas.microsoft.com/office/word/2010/wordprocessingDrawing" xmlns:wp="http://schemas.openxmlformats.org/drawingml/2006/wordprocessingDrawing" xmlns:w10="urn:schemas-microsoft-com:office:word" xmlns:w="http://schemas.openxmlformats.org/wordprocessingml/2006/main" xmlns:w14="http://schemas.microsoft.com/office/word/2010/wordml" xmlns:w15="http://schemas.microsoft.com/office/word/2012/wordml" xmlns:wpg="http://schemas.microsoft.com/office/word/2010/wordprocessingGroup" xmlns:wpi="http://schemas.microsoft.com/office/word/2010/wordprocessingInk" xmlns:wne="http://schemas.microsoft.com/office/word/2006/wordml" xmlns:wps="http://schemas.microsoft.com/office/word/2010/wordprocessingShape" xmlns:wpsCustomData="http://www.wps.cn/officeDocument/2013/wpsCustomData" mc:Ignorable="w14 w15 wp14">
-  <w:p>
-    <w:pPr>
-      <w:pStyle w:val="17"/>
-    </w:pPr>
     <w:r>
       <w:rPr>
         <w:rFonts w:ascii="GOST type B" w:hAnsi="GOST type B"/>
@@ -7195,8 +7204,8 @@
     <w:lsdException w:uiPriority="99" w:name="index 7"/>
     <w:lsdException w:uiPriority="99" w:name="index 8"/>
     <w:lsdException w:uiPriority="99" w:name="index 9"/>
-    <w:lsdException w:unhideWhenUsed="0" w:uiPriority="0" w:name="toc 1"/>
-    <w:lsdException w:unhideWhenUsed="0" w:uiPriority="0" w:name="toc 2"/>
+    <w:lsdException w:qFormat="1" w:unhideWhenUsed="0" w:uiPriority="0" w:name="toc 1"/>
+    <w:lsdException w:qFormat="1" w:unhideWhenUsed="0" w:uiPriority="0" w:name="toc 2"/>
     <w:lsdException w:uiPriority="39" w:name="toc 3"/>
     <w:lsdException w:uiPriority="39" w:name="toc 4"/>
     <w:lsdException w:uiPriority="39" w:name="toc 5"/>
@@ -7207,8 +7216,8 @@
     <w:lsdException w:uiPriority="99" w:name="Normal Indent"/>
     <w:lsdException w:uiPriority="99" w:name="footnote text"/>
     <w:lsdException w:uiPriority="99" w:name="annotation text"/>
-    <w:lsdException w:unhideWhenUsed="0" w:uiPriority="0" w:semiHidden="0" w:name="header"/>
-    <w:lsdException w:unhideWhenUsed="0" w:uiPriority="0" w:semiHidden="0" w:name="footer"/>
+    <w:lsdException w:qFormat="1" w:unhideWhenUsed="0" w:uiPriority="0" w:semiHidden="0" w:name="header"/>
+    <w:lsdException w:qFormat="1" w:unhideWhenUsed="0" w:uiPriority="0" w:semiHidden="0" w:name="footer"/>
     <w:lsdException w:uiPriority="99" w:name="index heading"/>
     <w:lsdException w:qFormat="1" w:uiPriority="35" w:name="caption"/>
     <w:lsdException w:uiPriority="99" w:name="table of figures"/>
@@ -7217,7 +7226,7 @@
     <w:lsdException w:uiPriority="99" w:name="footnote reference"/>
     <w:lsdException w:uiPriority="99" w:name="annotation reference"/>
     <w:lsdException w:uiPriority="99" w:name="line number"/>
-    <w:lsdException w:unhideWhenUsed="0" w:uiPriority="0" w:semiHidden="0" w:name="page number"/>
+    <w:lsdException w:qFormat="1" w:unhideWhenUsed="0" w:uiPriority="0" w:semiHidden="0" w:name="page number"/>
     <w:lsdException w:uiPriority="99" w:name="endnote reference"/>
     <w:lsdException w:uiPriority="99" w:name="endnote text"/>
     <w:lsdException w:uiPriority="99" w:name="table of authorities"/>
@@ -7241,9 +7250,9 @@
     <w:lsdException w:qFormat="1" w:unhideWhenUsed="0" w:uiPriority="10" w:semiHidden="0" w:name="Title"/>
     <w:lsdException w:uiPriority="99" w:name="Closing"/>
     <w:lsdException w:uiPriority="99" w:name="Signature"/>
-    <w:lsdException w:uiPriority="1" w:name="Default Paragraph Font"/>
-    <w:lsdException w:unhideWhenUsed="0" w:uiPriority="0" w:semiHidden="0" w:name="Body Text"/>
-    <w:lsdException w:unhideWhenUsed="0" w:uiPriority="0" w:semiHidden="0" w:name="Body Text Indent"/>
+    <w:lsdException w:qFormat="1" w:uiPriority="1" w:name="Default Paragraph Font"/>
+    <w:lsdException w:qFormat="1" w:unhideWhenUsed="0" w:uiPriority="0" w:semiHidden="0" w:name="Body Text"/>
+    <w:lsdException w:qFormat="1" w:unhideWhenUsed="0" w:uiPriority="0" w:semiHidden="0" w:name="Body Text Indent"/>
     <w:lsdException w:uiPriority="99" w:name="List Continue"/>
     <w:lsdException w:uiPriority="99" w:name="List Continue 2"/>
     <w:lsdException w:uiPriority="99" w:name="List Continue 3"/>
@@ -7256,19 +7265,19 @@
     <w:lsdException w:uiPriority="99" w:name="Body Text First Indent"/>
     <w:lsdException w:uiPriority="99" w:name="Body Text First Indent 2"/>
     <w:lsdException w:uiPriority="99" w:name="Note Heading"/>
-    <w:lsdException w:unhideWhenUsed="0" w:uiPriority="0" w:semiHidden="0" w:name="Body Text 2"/>
+    <w:lsdException w:qFormat="1" w:unhideWhenUsed="0" w:uiPriority="0" w:semiHidden="0" w:name="Body Text 2"/>
     <w:lsdException w:uiPriority="99" w:name="Body Text 3"/>
-    <w:lsdException w:unhideWhenUsed="0" w:uiPriority="0" w:semiHidden="0" w:name="Body Text Indent 2"/>
-    <w:lsdException w:unhideWhenUsed="0" w:uiPriority="0" w:semiHidden="0" w:name="Body Text Indent 3"/>
-    <w:lsdException w:unhideWhenUsed="0" w:uiPriority="0" w:semiHidden="0" w:name="Block Text"/>
-    <w:lsdException w:uiPriority="99" w:semiHidden="0" w:name="Hyperlink"/>
+    <w:lsdException w:qFormat="1" w:unhideWhenUsed="0" w:uiPriority="0" w:semiHidden="0" w:name="Body Text Indent 2"/>
+    <w:lsdException w:qFormat="1" w:unhideWhenUsed="0" w:uiPriority="0" w:semiHidden="0" w:name="Body Text Indent 3"/>
+    <w:lsdException w:qFormat="1" w:unhideWhenUsed="0" w:uiPriority="0" w:semiHidden="0" w:name="Block Text"/>
+    <w:lsdException w:qFormat="1" w:uiPriority="99" w:semiHidden="0" w:name="Hyperlink"/>
     <w:lsdException w:uiPriority="99" w:name="FollowedHyperlink"/>
     <w:lsdException w:qFormat="1" w:unhideWhenUsed="0" w:uiPriority="22" w:semiHidden="0" w:name="Strong"/>
     <w:lsdException w:qFormat="1" w:unhideWhenUsed="0" w:uiPriority="0" w:semiHidden="0" w:name="Emphasis"/>
-    <w:lsdException w:unhideWhenUsed="0" w:uiPriority="0" w:semiHidden="0" w:name="Document Map"/>
+    <w:lsdException w:qFormat="1" w:unhideWhenUsed="0" w:uiPriority="0" w:semiHidden="0" w:name="Document Map"/>
     <w:lsdException w:uiPriority="99" w:name="Plain Text"/>
     <w:lsdException w:uiPriority="99" w:name="E-mail Signature"/>
-    <w:lsdException w:unhideWhenUsed="0" w:uiPriority="0" w:semiHidden="0" w:name="Normal (Web)"/>
+    <w:lsdException w:qFormat="1" w:unhideWhenUsed="0" w:uiPriority="0" w:semiHidden="0" w:name="Normal (Web)"/>
     <w:lsdException w:uiPriority="99" w:name="HTML Acronym"/>
     <w:lsdException w:uiPriority="99" w:name="HTML Address"/>
     <w:lsdException w:uiPriority="99" w:name="HTML Cite"/>
@@ -7323,10 +7332,10 @@
     <w:lsdException w:uiPriority="99" w:name="Table Web 1"/>
     <w:lsdException w:uiPriority="99" w:name="Table Web 2"/>
     <w:lsdException w:uiPriority="99" w:name="Table Web 3"/>
-    <w:lsdException w:unhideWhenUsed="0" w:uiPriority="0" w:semiHidden="0" w:name="Balloon Text"/>
-    <w:lsdException w:unhideWhenUsed="0" w:uiPriority="59" w:semiHidden="0" w:name="Table Grid"/>
+    <w:lsdException w:qFormat="1" w:unhideWhenUsed="0" w:uiPriority="0" w:semiHidden="0" w:name="Balloon Text"/>
+    <w:lsdException w:qFormat="1" w:unhideWhenUsed="0" w:uiPriority="59" w:semiHidden="0" w:name="Table Grid"/>
     <w:lsdException w:uiPriority="99" w:name="Table Theme"/>
-    <w:lsdException w:unhideWhenUsed="0" w:uiPriority="99" w:name="Placeholder Text"/>
+    <w:lsdException w:qFormat="1" w:unhideWhenUsed="0" w:uiPriority="99" w:name="Placeholder Text"/>
     <w:lsdException w:qFormat="1" w:unhideWhenUsed="0" w:uiPriority="1" w:semiHidden="0" w:name="No Spacing"/>
     <w:lsdException w:qFormat="1" w:unhideWhenUsed="0" w:uiPriority="34" w:semiHidden="0" w:name="List Paragraph"/>
   </w:latentStyles>
@@ -7455,6 +7464,7 @@
     <w:name w:val="Default Paragraph Font"/>
     <w:semiHidden/>
     <w:unhideWhenUsed/>
+    <w:qFormat/>
     <w:uiPriority w:val="1"/>
   </w:style>
   <w:style w:type="table" w:default="1" w:styleId="9">
@@ -7483,6 +7493,7 @@
   <w:style w:type="character" w:styleId="11">
     <w:name w:val="Hyperlink"/>
     <w:unhideWhenUsed/>
+    <w:qFormat/>
     <w:uiPriority w:val="99"/>
     <w:rPr>
       <w:color w:val="0000FF"/>
@@ -7492,12 +7503,14 @@
   <w:style w:type="character" w:styleId="12">
     <w:name w:val="page number"/>
     <w:basedOn w:val="8"/>
+    <w:qFormat/>
     <w:uiPriority w:val="0"/>
   </w:style>
   <w:style w:type="paragraph" w:styleId="13">
     <w:name w:val="Balloon Text"/>
     <w:basedOn w:val="1"/>
     <w:link w:val="32"/>
+    <w:qFormat/>
     <w:uiPriority w:val="0"/>
     <w:rPr>
       <w:rFonts w:ascii="Tahoma" w:hAnsi="Tahoma" w:cs="Tahoma"/>
@@ -7508,6 +7521,7 @@
   <w:style w:type="paragraph" w:styleId="14">
     <w:name w:val="Body Text 2"/>
     <w:basedOn w:val="1"/>
+    <w:qFormat/>
     <w:uiPriority w:val="0"/>
     <w:pPr>
       <w:spacing w:after="120" w:line="480" w:lineRule="auto"/>
@@ -7517,6 +7531,7 @@
     <w:name w:val="Body Text Indent 3"/>
     <w:basedOn w:val="1"/>
     <w:link w:val="47"/>
+    <w:qFormat/>
     <w:uiPriority w:val="0"/>
     <w:pPr>
       <w:spacing w:after="120"/>
@@ -7531,6 +7546,7 @@
     <w:name w:val="Document Map"/>
     <w:basedOn w:val="1"/>
     <w:link w:val="43"/>
+    <w:qFormat/>
     <w:uiPriority w:val="0"/>
     <w:rPr>
       <w:rFonts w:ascii="Tahoma" w:hAnsi="Tahoma" w:cs="Tahoma"/>
@@ -7542,6 +7558,7 @@
     <w:name w:val="header"/>
     <w:basedOn w:val="1"/>
     <w:link w:val="27"/>
+    <w:qFormat/>
     <w:uiPriority w:val="0"/>
     <w:pPr>
       <w:tabs>
@@ -7553,6 +7570,7 @@
   <w:style w:type="paragraph" w:styleId="18">
     <w:name w:val="Body Text"/>
     <w:basedOn w:val="1"/>
+    <w:qFormat/>
     <w:uiPriority w:val="0"/>
     <w:rPr>
       <w:sz w:val="28"/>
@@ -7565,6 +7583,7 @@
     <w:next w:val="1"/>
     <w:autoRedefine/>
     <w:semiHidden/>
+    <w:qFormat/>
     <w:uiPriority w:val="0"/>
   </w:style>
   <w:style w:type="paragraph" w:styleId="20">
@@ -7573,6 +7592,7 @@
     <w:next w:val="1"/>
     <w:autoRedefine/>
     <w:semiHidden/>
+    <w:qFormat/>
     <w:uiPriority w:val="0"/>
     <w:pPr>
       <w:ind w:left="200"/>
@@ -7581,6 +7601,7 @@
   <w:style w:type="paragraph" w:styleId="21">
     <w:name w:val="Body Text Indent"/>
     <w:basedOn w:val="1"/>
+    <w:qFormat/>
     <w:uiPriority w:val="0"/>
     <w:pPr>
       <w:spacing w:after="120"/>
@@ -7591,6 +7612,7 @@
     <w:name w:val="footer"/>
     <w:basedOn w:val="1"/>
     <w:link w:val="42"/>
+    <w:qFormat/>
     <w:uiPriority w:val="0"/>
     <w:pPr>
       <w:tabs>
@@ -7602,6 +7624,7 @@
   <w:style w:type="paragraph" w:styleId="23">
     <w:name w:val="Normal (Web)"/>
     <w:basedOn w:val="1"/>
+    <w:qFormat/>
     <w:uiPriority w:val="0"/>
     <w:pPr>
       <w:spacing w:before="100" w:beforeAutospacing="1" w:after="100" w:afterAutospacing="1"/>
@@ -7614,6 +7637,7 @@
   <w:style w:type="paragraph" w:styleId="24">
     <w:name w:val="Body Text Indent 2"/>
     <w:basedOn w:val="1"/>
+    <w:qFormat/>
     <w:uiPriority w:val="0"/>
     <w:pPr>
       <w:spacing w:after="120" w:line="480" w:lineRule="auto"/>
@@ -7623,6 +7647,7 @@
   <w:style w:type="paragraph" w:styleId="25">
     <w:name w:val="Block Text"/>
     <w:basedOn w:val="1"/>
+    <w:qFormat/>
     <w:uiPriority w:val="0"/>
     <w:pPr>
       <w:spacing w:line="360" w:lineRule="auto"/>
@@ -7640,6 +7665,7 @@
   <w:style w:type="table" w:styleId="26">
     <w:name w:val="Table Grid"/>
     <w:basedOn w:val="9"/>
+    <w:qFormat/>
     <w:uiPriority w:val="59"/>
     <w:tblPr>
       <w:tblBorders>
@@ -7655,6 +7681,7 @@
   <w:style w:type="character" w:customStyle="1" w:styleId="27">
     <w:name w:val="Верхний колонтитул Знак1"/>
     <w:link w:val="17"/>
+    <w:qFormat/>
     <w:uiPriority w:val="0"/>
     <w:rPr>
       <w:lang w:val="ru-RU" w:eastAsia="ru-RU" w:bidi="ar-SA"/>
@@ -7663,6 +7690,7 @@
   <w:style w:type="paragraph" w:customStyle="1" w:styleId="28">
     <w:name w:val="Основной текст 2 + Verdana"/>
     <w:basedOn w:val="14"/>
+    <w:qFormat/>
     <w:uiPriority w:val="0"/>
     <w:pPr>
       <w:spacing w:after="0" w:line="360" w:lineRule="auto"/>
@@ -7678,6 +7706,7 @@
   </w:style>
   <w:style w:type="paragraph" w:customStyle="1" w:styleId="29">
     <w:name w:val="Normal1"/>
+    <w:qFormat/>
     <w:uiPriority w:val="0"/>
     <w:rPr>
       <w:rFonts w:ascii="Times New Roman" w:hAnsi="Times New Roman" w:eastAsia="Times New Roman" w:cs="Times New Roman"/>
@@ -7688,6 +7717,7 @@
   <w:style w:type="paragraph" w:customStyle="1" w:styleId="30">
     <w:name w:val="textn"/>
     <w:basedOn w:val="1"/>
+    <w:qFormat/>
     <w:uiPriority w:val="0"/>
     <w:pPr>
       <w:spacing w:before="100" w:beforeAutospacing="1" w:after="100" w:afterAutospacing="1"/>
@@ -7714,6 +7744,7 @@
   <w:style w:type="character" w:customStyle="1" w:styleId="32">
     <w:name w:val="Текст выноски Знак"/>
     <w:link w:val="13"/>
+    <w:qFormat/>
     <w:uiPriority w:val="0"/>
     <w:rPr>
       <w:rFonts w:ascii="Tahoma" w:hAnsi="Tahoma" w:cs="Tahoma"/>
@@ -7724,6 +7755,7 @@
   <w:style w:type="character" w:styleId="33">
     <w:name w:val="Placeholder Text"/>
     <w:semiHidden/>
+    <w:qFormat/>
     <w:uiPriority w:val="99"/>
     <w:rPr>
       <w:color w:val="808080"/>
@@ -7732,6 +7764,7 @@
   <w:style w:type="character" w:customStyle="1" w:styleId="34">
     <w:name w:val="Заголовок 7 Знак"/>
     <w:link w:val="7"/>
+    <w:qFormat/>
     <w:uiPriority w:val="0"/>
     <w:rPr>
       <w:rFonts w:ascii="Calibri" w:hAnsi="Calibri"/>
@@ -7742,6 +7775,7 @@
   <w:style w:type="paragraph" w:customStyle="1" w:styleId="35">
     <w:name w:val="Чертежный"/>
     <w:link w:val="48"/>
+    <w:qFormat/>
     <w:uiPriority w:val="0"/>
     <w:pPr>
       <w:jc w:val="both"/>
@@ -7755,6 +7789,7 @@
   </w:style>
   <w:style w:type="paragraph" w:customStyle="1" w:styleId="36">
     <w:name w:val="Обычный1"/>
+    <w:qFormat/>
     <w:uiPriority w:val="0"/>
     <w:pPr>
       <w:snapToGrid w:val="0"/>
@@ -7777,6 +7812,7 @@
   </w:style>
   <w:style w:type="paragraph" w:customStyle="1" w:styleId="38">
     <w:name w:val="Обычный11"/>
+    <w:qFormat/>
     <w:uiPriority w:val="0"/>
     <w:pPr>
       <w:snapToGrid w:val="0"/>
@@ -7789,6 +7825,7 @@
   <w:style w:type="table" w:customStyle="1" w:styleId="39">
     <w:name w:val="Сетка таблицы1"/>
     <w:basedOn w:val="9"/>
+    <w:qFormat/>
     <w:uiPriority w:val="0"/>
     <w:tblPr>
       <w:tblBorders>
@@ -7804,6 +7841,7 @@
   <w:style w:type="table" w:customStyle="1" w:styleId="40">
     <w:name w:val="Сетка таблицы2"/>
     <w:basedOn w:val="9"/>
+    <w:qFormat/>
     <w:uiPriority w:val="0"/>
     <w:tblPr>
       <w:tblBorders>
@@ -7819,6 +7857,7 @@
   <w:style w:type="character" w:customStyle="1" w:styleId="41">
     <w:name w:val="Заголовок 2 Знак"/>
     <w:link w:val="3"/>
+    <w:qFormat/>
     <w:uiPriority w:val="0"/>
     <w:rPr>
       <w:rFonts w:ascii="GOST type B" w:hAnsi="GOST type B"/>
@@ -7830,11 +7869,13 @@
     <w:name w:val="Нижний колонтитул Знак"/>
     <w:basedOn w:val="8"/>
     <w:link w:val="22"/>
+    <w:qFormat/>
     <w:uiPriority w:val="0"/>
   </w:style>
   <w:style w:type="character" w:customStyle="1" w:styleId="43">
     <w:name w:val="Схема документа Знак"/>
     <w:link w:val="16"/>
+    <w:qFormat/>
     <w:uiPriority w:val="0"/>
     <w:rPr>
       <w:rFonts w:ascii="Tahoma" w:hAnsi="Tahoma" w:cs="Tahoma"/>
@@ -7845,6 +7886,7 @@
   <w:style w:type="character" w:customStyle="1" w:styleId="44">
     <w:name w:val="Заголовок 1 Знак"/>
     <w:link w:val="2"/>
+    <w:qFormat/>
     <w:uiPriority w:val="0"/>
     <w:rPr>
       <w:rFonts w:ascii="GOST type B" w:hAnsi="GOST type B"/>
@@ -7855,6 +7897,7 @@
   <w:style w:type="character" w:customStyle="1" w:styleId="45">
     <w:name w:val="Заголовок 3 Знак"/>
     <w:link w:val="4"/>
+    <w:qFormat/>
     <w:uiPriority w:val="0"/>
     <w:rPr>
       <w:rFonts w:ascii="GOST type B" w:hAnsi="GOST type B"/>
@@ -7864,6 +7907,7 @@
   </w:style>
   <w:style w:type="paragraph" w:customStyle="1" w:styleId="46">
     <w:name w:val="Default"/>
+    <w:qFormat/>
     <w:uiPriority w:val="0"/>
     <w:pPr>
       <w:autoSpaceDE w:val="0"/>
@@ -7881,6 +7925,7 @@
   <w:style w:type="character" w:customStyle="1" w:styleId="47">
     <w:name w:val="Основной текст с отступом 3 Знак"/>
     <w:link w:val="15"/>
+    <w:qFormat/>
     <w:uiPriority w:val="0"/>
     <w:rPr>
       <w:rFonts w:ascii="Calibri" w:hAnsi="Calibri"/>
@@ -7891,6 +7936,7 @@
   <w:style w:type="character" w:customStyle="1" w:styleId="48">
     <w:name w:val="Чертежный Знак"/>
     <w:link w:val="35"/>
+    <w:qFormat/>
     <w:locked/>
     <w:uiPriority w:val="0"/>
     <w:rPr>
